--- a/Requirement Analysis/Technology Stack.docx
+++ b/Requirement Analysis/Technology Stack.docx
@@ -1,6 +1,6 @@
 
 <file path=word/document.xml><?xml version="1.0" encoding="utf-8"?>
-<w:document xmlns:wpc="http://schemas.microsoft.com/office/word/2010/wordprocessingCanvas" xmlns:cx="http://schemas.microsoft.com/office/drawing/2014/chartex" xmlns:cx1="http://schemas.microsoft.com/office/drawing/2015/9/8/chartex" xmlns:cx2="http://schemas.microsoft.com/office/drawing/2015/10/21/chartex" xmlns:cx3="http://schemas.microsoft.com/office/drawing/2016/5/9/chartex" xmlns:cx4="http://schemas.microsoft.com/office/drawing/2016/5/10/chartex" xmlns:cx5="http://schemas.microsoft.com/office/drawing/2016/5/11/chartex" xmlns:cx6="http://schemas.microsoft.com/office/drawing/2016/5/12/chartex" xmlns:cx7="http://schemas.microsoft.com/office/drawing/2016/5/13/chartex" xmlns:cx8="http://schemas.microsoft.com/office/drawing/2016/5/14/chartex" xmlns:mc="http://schemas.openxmlformats.org/markup-compatibility/2006" xmlns:aink="http://schemas.microsoft.com/office/drawing/2016/ink" xmlns:am3d="http://schemas.microsoft.com/office/drawing/2017/model3d" xmlns:o="urn:schemas-microsoft-com:office:office" xmlns:oel="http://schemas.microsoft.com/office/2019/extlst" xmlns:r="http://schemas.openxmlformats.org/officeDocument/2006/relationships" xmlns:m="http://schemas.openxmlformats.org/officeDocument/2006/math" xmlns:v="urn:schemas-microsoft-com:vml" xmlns:wp14="http://schemas.microsoft.com/office/word/2010/wordprocessingDrawing" xmlns:wp="http://schemas.openxmlformats.org/drawingml/2006/wordprocessingDrawing" xmlns:w10="urn:schemas-microsoft-com:office:word" xmlns:w="http://schemas.openxmlformats.org/wordprocessingml/2006/main" xmlns:w14="http://schemas.microsoft.com/office/word/2010/wordml" xmlns:w15="http://schemas.microsoft.com/office/word/2012/wordml" xmlns:w16cex="http://schemas.microsoft.com/office/word/2018/wordml/cex" xmlns:w16cid="http://schemas.microsoft.com/office/word/2016/wordml/cid" xmlns:w16="http://schemas.microsoft.com/office/word/2018/wordml" xmlns:w16du="http://schemas.microsoft.com/office/word/2023/wordml/word16du" xmlns:w16sdtdh="http://schemas.microsoft.com/office/word/2020/wordml/sdtdatahash" xmlns:w16sdtfl="http://schemas.microsoft.com/office/word/2024/wordml/sdtformatlock" xmlns:w16se="http://schemas.microsoft.com/office/word/2015/wordml/symex" xmlns:wpg="http://schemas.microsoft.com/office/word/2010/wordprocessingGroup" xmlns:wpi="http://schemas.microsoft.com/office/word/2010/wordprocessingInk" xmlns:wne="http://schemas.microsoft.com/office/word/2006/wordml" xmlns:wps="http://schemas.microsoft.com/office/word/2010/wordprocessingShape" mc:Ignorable="w14 w15 w16se w16cid w16 w16cex w16sdtdh w16sdtfl w16du wp14">
+<w:document xmlns:ve="http://schemas.openxmlformats.org/markup-compatibility/2006" xmlns:o="urn:schemas-microsoft-com:office:office" xmlns:r="http://schemas.openxmlformats.org/officeDocument/2006/relationships" xmlns:m="http://schemas.openxmlformats.org/officeDocument/2006/math" xmlns:v="urn:schemas-microsoft-com:vml" xmlns:wp="http://schemas.openxmlformats.org/drawingml/2006/wordprocessingDrawing" xmlns:w10="urn:schemas-microsoft-com:office:word" xmlns:w="http://schemas.openxmlformats.org/wordprocessingml/2006/main" xmlns:wne="http://schemas.microsoft.com/office/word/2006/wordml">
   <w:body>
     <w:p>
       <w:pPr>
@@ -68,7 +68,7 @@
           <w:insideV w:val="single" w:sz="4" w:space="0" w:color="000000"/>
         </w:tblBorders>
         <w:tblLayout w:type="fixed"/>
-        <w:tblLook w:val="0400" w:firstRow="0" w:lastRow="0" w:firstColumn="0" w:lastColumn="0" w:noHBand="0" w:noVBand="1"/>
+        <w:tblLook w:val="0400"/>
       </w:tblPr>
       <w:tblGrid>
         <w:gridCol w:w="4508"/>
@@ -247,78 +247,72 @@
       </w:pPr>
     </w:p>
     <w:p>
+      <w:pPr>
+        <w:rPr>
+          <w:b/>
+        </w:rPr>
+      </w:pPr>
       <w:r>
-        <w:t>Team: Dharshini Priya S, Thanusha Peneti, Yogananda Reddy Chinnannagari, Mudiyala Shashank Reddy</w:t>
+        <w:t xml:space="preserve">Team: </w:t>
+      </w:r>
+      <w:r>
+        <w:rPr>
+          <w:b/>
+        </w:rPr>
+        <w:t>Dharshini Priya S</w:t>
       </w:r>
     </w:p>
     <w:p>
       <w:pPr>
         <w:rPr>
-          <w:rFonts w:ascii="Arial" w:eastAsia="Arial" w:hAnsi="Arial" w:cs="Arial"/>
           <w:b/>
         </w:rPr>
       </w:pPr>
       <w:r>
         <w:rPr>
-          <w:rFonts w:ascii="Arial" w:eastAsia="Arial" w:hAnsi="Arial" w:cs="Arial"/>
-          <w:b/>
-        </w:rPr>
-        <w:t>Technical Architecture:</w:t>
+          <w:b/>
+        </w:rPr>
+        <w:t xml:space="preserve">            Thanusha Peneti</w:t>
       </w:r>
     </w:p>
     <w:p>
       <w:pPr>
         <w:rPr>
-          <w:rFonts w:ascii="Arial" w:eastAsia="Arial" w:hAnsi="Arial" w:cs="Arial"/>
+          <w:b/>
         </w:rPr>
       </w:pPr>
       <w:r>
         <w:rPr>
-          <w:rFonts w:ascii="Arial" w:eastAsia="Arial" w:hAnsi="Arial" w:cs="Arial"/>
-        </w:rPr>
-        <w:t>The Deliverable shall include the architectural diagram as below and the information as per the table1 &amp; table 2</w:t>
+          <w:b/>
+        </w:rPr>
+        <w:t xml:space="preserve">            Yogananda Reddy Chinnannagari</w:t>
       </w:r>
     </w:p>
     <w:p>
       <w:pPr>
         <w:rPr>
-          <w:rFonts w:ascii="Arial" w:eastAsia="Arial" w:hAnsi="Arial" w:cs="Arial"/>
           <w:b/>
         </w:rPr>
       </w:pPr>
       <w:r>
         <w:rPr>
-          <w:rFonts w:ascii="Arial" w:eastAsia="Arial" w:hAnsi="Arial" w:cs="Arial"/>
-          <w:b/>
-        </w:rPr>
-        <w:t>Example: Order processing during pandemics for offline mode</w:t>
+          <w:b/>
+        </w:rPr>
+        <w:t xml:space="preserve">            </w:t>
+      </w:r>
+      <w:r>
+        <w:rPr>
+          <w:b/>
+        </w:rPr>
+        <w:t>Mudiyala Shashank Reddy</w:t>
       </w:r>
     </w:p>
     <w:p>
       <w:pPr>
         <w:rPr>
-          <w:rFonts w:ascii="Arial" w:eastAsia="Arial" w:hAnsi="Arial" w:cs="Arial"/>
-          <w:b/>
-        </w:rPr>
-      </w:pPr>
-      <w:r>
-        <w:rPr>
-          <w:rFonts w:ascii="Arial" w:eastAsia="Arial" w:hAnsi="Arial" w:cs="Arial"/>
-          <w:b/>
-        </w:rPr>
-        <w:t xml:space="preserve">Reference: </w:t>
-      </w:r>
-      <w:hyperlink r:id="rId8">
-        <w:r>
-          <w:rPr>
-            <w:rFonts w:ascii="Arial" w:eastAsia="Arial" w:hAnsi="Arial" w:cs="Arial"/>
-            <w:b/>
-            <w:color w:val="0563C1"/>
-            <w:u w:val="single"/>
-          </w:rPr>
-          <w:t>https://developer.ibm.com/patterns/ai-powered-backend-system-for-order-processing-during-pandemics/</w:t>
-        </w:r>
-      </w:hyperlink>
+          <w:b/>
+        </w:rPr>
+      </w:pPr>
     </w:p>
     <w:p>
       <w:pPr>
@@ -329,459 +323,10 @@
       </w:pPr>
       <w:r>
         <w:rPr>
-          <w:noProof/>
-        </w:rPr>
-        <mc:AlternateContent>
-          <mc:Choice Requires="wps">
-            <w:drawing>
-              <wp:anchor distT="0" distB="0" distL="114300" distR="114300" simplePos="0" relativeHeight="251658240" behindDoc="1" locked="0" layoutInCell="1" hidden="0" allowOverlap="1" wp14:anchorId="3F81BFAD" wp14:editId="00B1AAC5">
-                <wp:simplePos x="0" y="0"/>
-                <wp:positionH relativeFrom="column">
-                  <wp:posOffset>4732443</wp:posOffset>
-                </wp:positionH>
-                <wp:positionV relativeFrom="paragraph">
-                  <wp:posOffset>-312420</wp:posOffset>
-                </wp:positionV>
-                <wp:extent cx="4768850" cy="2641600"/>
-                <wp:effectExtent l="0" t="0" r="12700" b="25400"/>
-                <wp:wrapTight wrapText="bothSides">
-                  <wp:wrapPolygon edited="0">
-                    <wp:start x="0" y="0"/>
-                    <wp:lineTo x="0" y="21652"/>
-                    <wp:lineTo x="21571" y="21652"/>
-                    <wp:lineTo x="21571" y="0"/>
-                    <wp:lineTo x="0" y="0"/>
-                  </wp:wrapPolygon>
-                </wp:wrapTight>
-                <wp:docPr id="13" name="Rectangle 13"/>
-                <wp:cNvGraphicFramePr/>
-                <a:graphic xmlns:a="http://schemas.openxmlformats.org/drawingml/2006/main">
-                  <a:graphicData uri="http://schemas.microsoft.com/office/word/2010/wordprocessingShape">
-                    <wps:wsp>
-                      <wps:cNvSpPr/>
-                      <wps:spPr>
-                        <a:xfrm>
-                          <a:off x="0" y="0"/>
-                          <a:ext cx="4768850" cy="2641600"/>
-                        </a:xfrm>
-                        <a:prstGeom prst="rect">
-                          <a:avLst/>
-                        </a:prstGeom>
-                        <a:solidFill>
-                          <a:schemeClr val="lt1"/>
-                        </a:solidFill>
-                        <a:ln w="9525" cap="flat" cmpd="sng">
-                          <a:solidFill>
-                            <a:srgbClr val="000000"/>
-                          </a:solidFill>
-                          <a:prstDash val="solid"/>
-                          <a:round/>
-                          <a:headEnd type="none" w="sm" len="sm"/>
-                          <a:tailEnd type="none" w="sm" len="sm"/>
-                        </a:ln>
-                      </wps:spPr>
-                      <wps:txbx>
-                        <w:txbxContent>
-                          <w:p>
-                            <w:pPr>
-                              <w:spacing w:line="258" w:lineRule="auto"/>
-                              <w:textDirection w:val="btLr"/>
-                            </w:pPr>
-                            <w:r>
-                              <w:rPr>
-                                <w:color w:val="000000"/>
-                              </w:rPr>
-                              <w:t>Guidelines:</w:t>
-                            </w:r>
-                          </w:p>
-                          <w:p>
-                            <w:pPr>
-                              <w:spacing w:after="0" w:line="240" w:lineRule="auto"/>
-                              <w:ind w:left="360" w:firstLine="360"/>
-                              <w:textDirection w:val="btLr"/>
-                            </w:pPr>
-                            <w:r>
-                              <w:rPr>
-                                <w:rFonts w:ascii="Arial" w:eastAsia="Arial" w:hAnsi="Arial" w:cs="Arial"/>
-                                <w:color w:val="000000"/>
-                                <w:sz w:val="28"/>
-                              </w:rPr>
-                              <w:t>Include all the processes (As an application logic / Technology Block)</w:t>
-                            </w:r>
-                          </w:p>
-                          <w:p>
-                            <w:pPr>
-                              <w:spacing w:after="0" w:line="240" w:lineRule="auto"/>
-                              <w:ind w:left="360" w:firstLine="360"/>
-                              <w:textDirection w:val="btLr"/>
-                            </w:pPr>
-                            <w:r>
-                              <w:rPr>
-                                <w:rFonts w:ascii="Arial" w:eastAsia="Arial" w:hAnsi="Arial" w:cs="Arial"/>
-                                <w:color w:val="000000"/>
-                                <w:sz w:val="28"/>
-                              </w:rPr>
-                              <w:t>Provide infrastructural demarcation (Local / Cloud)</w:t>
-                            </w:r>
-                          </w:p>
-                          <w:p>
-                            <w:pPr>
-                              <w:spacing w:after="0" w:line="240" w:lineRule="auto"/>
-                              <w:ind w:left="360" w:firstLine="360"/>
-                              <w:textDirection w:val="btLr"/>
-                            </w:pPr>
-                            <w:r>
-                              <w:rPr>
-                                <w:rFonts w:ascii="Arial" w:eastAsia="Arial" w:hAnsi="Arial" w:cs="Arial"/>
-                                <w:color w:val="000000"/>
-                                <w:sz w:val="28"/>
-                              </w:rPr>
-                              <w:t>Indicate external interfaces (third party API’s etc.)</w:t>
-                            </w:r>
-                          </w:p>
-                          <w:p>
-                            <w:pPr>
-                              <w:spacing w:after="0" w:line="240" w:lineRule="auto"/>
-                              <w:ind w:left="360" w:firstLine="360"/>
-                              <w:textDirection w:val="btLr"/>
-                            </w:pPr>
-                            <w:r>
-                              <w:rPr>
-                                <w:rFonts w:ascii="Arial" w:eastAsia="Arial" w:hAnsi="Arial" w:cs="Arial"/>
-                                <w:color w:val="000000"/>
-                                <w:sz w:val="28"/>
-                              </w:rPr>
-                              <w:t>Indicate Data Storage components / services</w:t>
-                            </w:r>
-                          </w:p>
-                          <w:p>
-                            <w:pPr>
-                              <w:spacing w:after="0" w:line="240" w:lineRule="auto"/>
-                              <w:ind w:left="360" w:firstLine="360"/>
-                              <w:textDirection w:val="btLr"/>
-                            </w:pPr>
-                            <w:r>
-                              <w:rPr>
-                                <w:rFonts w:ascii="Arial" w:eastAsia="Arial" w:hAnsi="Arial" w:cs="Arial"/>
-                                <w:color w:val="000000"/>
-                                <w:sz w:val="28"/>
-                              </w:rPr>
-                              <w:t>Indicate interface to machine learning models (if applicable)</w:t>
-                            </w:r>
-                          </w:p>
-                        </w:txbxContent>
-                      </wps:txbx>
-                      <wps:bodyPr spcFirstLastPara="1" wrap="square" lIns="91425" tIns="45700" rIns="91425" bIns="45700" anchor="t" anchorCtr="0">
-                        <a:noAutofit/>
-                      </wps:bodyPr>
-                    </wps:wsp>
-                  </a:graphicData>
-                </a:graphic>
-              </wp:anchor>
-            </w:drawing>
-          </mc:Choice>
-          <mc:Fallback>
-            <w:pict>
-              <v:rect w14:anchorId="3F81BFAD" id="Rectangle 13" o:spid="_x0000_s1026" style="position:absolute;margin-left:372.65pt;margin-top:-24.6pt;width:375.5pt;height:208pt;z-index:-251658240;visibility:visible;mso-wrap-style:square;mso-wrap-distance-left:9pt;mso-wrap-distance-top:0;mso-wrap-distance-right:9pt;mso-wrap-distance-bottom:0;mso-position-horizontal:absolute;mso-position-horizontal-relative:text;mso-position-vertical:absolute;mso-position-vertical-relative:text;v-text-anchor:top" o:gfxdata="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" fillcolor="white [3201]">
-                <v:stroke startarrowwidth="narrow" startarrowlength="short" endarrowwidth="narrow" endarrowlength="short" joinstyle="round"/>
-                <v:textbox inset="2.53958mm,1.2694mm,2.53958mm,1.2694mm">
-                  <w:txbxContent>
-                    <w:p>
-                      <w:pPr>
-                        <w:spacing w:line="258" w:lineRule="auto"/>
-                        <w:textDirection w:val="btLr"/>
-                      </w:pPr>
-                      <w:r>
-                        <w:rPr>
-                          <w:color w:val="000000"/>
-                        </w:rPr>
-                        <w:t>Guidelines:</w:t>
-                      </w:r>
-                    </w:p>
-                    <w:p>
-                      <w:pPr>
-                        <w:spacing w:after="0" w:line="240" w:lineRule="auto"/>
-                        <w:ind w:left="360" w:firstLine="360"/>
-                        <w:textDirection w:val="btLr"/>
-                      </w:pPr>
-                      <w:r>
-                        <w:rPr>
-                          <w:rFonts w:ascii="Arial" w:eastAsia="Arial" w:hAnsi="Arial" w:cs="Arial"/>
-                          <w:color w:val="000000"/>
-                          <w:sz w:val="28"/>
-                        </w:rPr>
-                        <w:t>Include all the processes (As an application logic / Technology Block)</w:t>
-                      </w:r>
-                    </w:p>
-                    <w:p>
-                      <w:pPr>
-                        <w:spacing w:after="0" w:line="240" w:lineRule="auto"/>
-                        <w:ind w:left="360" w:firstLine="360"/>
-                        <w:textDirection w:val="btLr"/>
-                      </w:pPr>
-                      <w:r>
-                        <w:rPr>
-                          <w:rFonts w:ascii="Arial" w:eastAsia="Arial" w:hAnsi="Arial" w:cs="Arial"/>
-                          <w:color w:val="000000"/>
-                          <w:sz w:val="28"/>
-                        </w:rPr>
-                        <w:t>Provide infrastructural demarcation (Local / Cloud)</w:t>
-                      </w:r>
-                    </w:p>
-                    <w:p>
-                      <w:pPr>
-                        <w:spacing w:after="0" w:line="240" w:lineRule="auto"/>
-                        <w:ind w:left="360" w:firstLine="360"/>
-                        <w:textDirection w:val="btLr"/>
-                      </w:pPr>
-                      <w:r>
-                        <w:rPr>
-                          <w:rFonts w:ascii="Arial" w:eastAsia="Arial" w:hAnsi="Arial" w:cs="Arial"/>
-                          <w:color w:val="000000"/>
-                          <w:sz w:val="28"/>
-                        </w:rPr>
-                        <w:t>Indicate external interfaces (third party API’s etc.)</w:t>
-                      </w:r>
-                    </w:p>
-                    <w:p>
-                      <w:pPr>
-                        <w:spacing w:after="0" w:line="240" w:lineRule="auto"/>
-                        <w:ind w:left="360" w:firstLine="360"/>
-                        <w:textDirection w:val="btLr"/>
-                      </w:pPr>
-                      <w:r>
-                        <w:rPr>
-                          <w:rFonts w:ascii="Arial" w:eastAsia="Arial" w:hAnsi="Arial" w:cs="Arial"/>
-                          <w:color w:val="000000"/>
-                          <w:sz w:val="28"/>
-                        </w:rPr>
-                        <w:t>Indicate Data Storage components / services</w:t>
-                      </w:r>
-                    </w:p>
-                    <w:p>
-                      <w:pPr>
-                        <w:spacing w:after="0" w:line="240" w:lineRule="auto"/>
-                        <w:ind w:left="360" w:firstLine="360"/>
-                        <w:textDirection w:val="btLr"/>
-                      </w:pPr>
-                      <w:r>
-                        <w:rPr>
-                          <w:rFonts w:ascii="Arial" w:eastAsia="Arial" w:hAnsi="Arial" w:cs="Arial"/>
-                          <w:color w:val="000000"/>
-                          <w:sz w:val="28"/>
-                        </w:rPr>
-                        <w:t>Indicate interface to machine learning models (if applicable)</w:t>
-                      </w:r>
-                    </w:p>
-                  </w:txbxContent>
-                </v:textbox>
-                <w10:wrap type="tight"/>
-              </v:rect>
-            </w:pict>
-          </mc:Fallback>
-        </mc:AlternateContent>
-      </w:r>
-    </w:p>
-    <w:p>
-      <w:pPr>
-        <w:rPr>
           <w:rFonts w:ascii="Arial" w:eastAsia="Arial" w:hAnsi="Arial" w:cs="Arial"/>
           <w:b/>
         </w:rPr>
-      </w:pPr>
-      <w:r>
-        <w:rPr>
-          <w:noProof/>
-        </w:rPr>
-        <w:lastRenderedPageBreak/>
-        <w:drawing>
-          <wp:anchor distT="0" distB="0" distL="114300" distR="114300" simplePos="0" relativeHeight="251659264" behindDoc="0" locked="0" layoutInCell="1" hidden="0" allowOverlap="1" wp14:anchorId="5F1ED227" wp14:editId="3C711D6D">
-            <wp:simplePos x="0" y="0"/>
-            <wp:positionH relativeFrom="column">
-              <wp:posOffset>2</wp:posOffset>
-            </wp:positionH>
-            <wp:positionV relativeFrom="paragraph">
-              <wp:posOffset>0</wp:posOffset>
-            </wp:positionV>
-            <wp:extent cx="4326550" cy="2482850"/>
-            <wp:effectExtent l="0" t="0" r="0" b="0"/>
-            <wp:wrapSquare wrapText="bothSides" distT="0" distB="0" distL="114300" distR="114300"/>
-            <wp:docPr id="14" name="image1.png" descr="flow"/>
-            <wp:cNvGraphicFramePr/>
-            <a:graphic xmlns:a="http://schemas.openxmlformats.org/drawingml/2006/main">
-              <a:graphicData uri="http://schemas.openxmlformats.org/drawingml/2006/picture">
-                <pic:pic xmlns:pic="http://schemas.openxmlformats.org/drawingml/2006/picture">
-                  <pic:nvPicPr>
-                    <pic:cNvPr id="0" name="image1.png" descr="flow"/>
-                    <pic:cNvPicPr preferRelativeResize="0"/>
-                  </pic:nvPicPr>
-                  <pic:blipFill>
-                    <a:blip r:embed="rId9"/>
-                    <a:srcRect/>
-                    <a:stretch>
-                      <a:fillRect/>
-                    </a:stretch>
-                  </pic:blipFill>
-                  <pic:spPr>
-                    <a:xfrm>
-                      <a:off x="0" y="0"/>
-                      <a:ext cx="4326550" cy="2482850"/>
-                    </a:xfrm>
-                    <a:prstGeom prst="rect">
-                      <a:avLst/>
-                    </a:prstGeom>
-                    <a:ln/>
-                  </pic:spPr>
-                </pic:pic>
-              </a:graphicData>
-            </a:graphic>
-          </wp:anchor>
-        </w:drawing>
-      </w:r>
-    </w:p>
-    <w:p>
-      <w:pPr>
-        <w:tabs>
-          <w:tab w:val="left" w:pos="2320"/>
-        </w:tabs>
-        <w:rPr>
-          <w:rFonts w:ascii="Arial" w:eastAsia="Arial" w:hAnsi="Arial" w:cs="Arial"/>
-          <w:b/>
-        </w:rPr>
-      </w:pPr>
-      <w:r>
-        <w:rPr>
-          <w:rFonts w:ascii="Arial" w:eastAsia="Arial" w:hAnsi="Arial" w:cs="Arial"/>
-          <w:b/>
-        </w:rPr>
-        <w:tab/>
-      </w:r>
-      <w:r>
-        <w:rPr>
-          <w:rFonts w:ascii="Arial" w:eastAsia="Arial" w:hAnsi="Arial" w:cs="Arial"/>
-          <w:b/>
-        </w:rPr>
-        <w:tab/>
-      </w:r>
-      <w:r>
-        <w:rPr>
-          <w:rFonts w:ascii="Arial" w:eastAsia="Arial" w:hAnsi="Arial" w:cs="Arial"/>
-          <w:b/>
-        </w:rPr>
-        <w:tab/>
-      </w:r>
-      <w:r>
-        <w:rPr>
-          <w:rFonts w:ascii="Arial" w:eastAsia="Arial" w:hAnsi="Arial" w:cs="Arial"/>
-          <w:b/>
-        </w:rPr>
-        <w:br/>
-      </w:r>
-    </w:p>
-    <w:p>
-      <w:pPr>
-        <w:tabs>
-          <w:tab w:val="left" w:pos="2320"/>
-        </w:tabs>
-        <w:rPr>
-          <w:rFonts w:ascii="Arial" w:eastAsia="Arial" w:hAnsi="Arial" w:cs="Arial"/>
-          <w:b/>
-        </w:rPr>
-      </w:pPr>
-    </w:p>
-    <w:p>
-      <w:pPr>
-        <w:tabs>
-          <w:tab w:val="left" w:pos="2320"/>
-        </w:tabs>
-        <w:rPr>
-          <w:rFonts w:ascii="Arial" w:eastAsia="Arial" w:hAnsi="Arial" w:cs="Arial"/>
-          <w:b/>
-        </w:rPr>
-      </w:pPr>
-    </w:p>
-    <w:p>
-      <w:pPr>
-        <w:tabs>
-          <w:tab w:val="left" w:pos="2320"/>
-        </w:tabs>
-        <w:rPr>
-          <w:rFonts w:ascii="Arial" w:eastAsia="Arial" w:hAnsi="Arial" w:cs="Arial"/>
-          <w:b/>
-        </w:rPr>
-      </w:pPr>
-    </w:p>
-    <w:p>
-      <w:pPr>
-        <w:tabs>
-          <w:tab w:val="left" w:pos="2320"/>
-        </w:tabs>
-        <w:rPr>
-          <w:rFonts w:ascii="Arial" w:eastAsia="Arial" w:hAnsi="Arial" w:cs="Arial"/>
-          <w:b/>
-        </w:rPr>
-      </w:pPr>
-    </w:p>
-    <w:p>
-      <w:pPr>
-        <w:tabs>
-          <w:tab w:val="left" w:pos="2320"/>
-        </w:tabs>
-        <w:rPr>
-          <w:rFonts w:ascii="Arial" w:eastAsia="Arial" w:hAnsi="Arial" w:cs="Arial"/>
-          <w:b/>
-        </w:rPr>
-      </w:pPr>
-    </w:p>
-    <w:p>
-      <w:pPr>
-        <w:tabs>
-          <w:tab w:val="left" w:pos="2320"/>
-        </w:tabs>
-        <w:rPr>
-          <w:rFonts w:ascii="Arial" w:eastAsia="Arial" w:hAnsi="Arial" w:cs="Arial"/>
-          <w:b/>
-        </w:rPr>
-      </w:pPr>
-    </w:p>
-    <w:p>
-      <w:pPr>
-        <w:tabs>
-          <w:tab w:val="left" w:pos="2320"/>
-        </w:tabs>
-        <w:rPr>
-          <w:rFonts w:ascii="Arial" w:eastAsia="Arial" w:hAnsi="Arial" w:cs="Arial"/>
-          <w:b/>
-        </w:rPr>
-      </w:pPr>
-    </w:p>
-    <w:p>
-      <w:pPr>
-        <w:tabs>
-          <w:tab w:val="left" w:pos="2320"/>
-        </w:tabs>
-        <w:rPr>
-          <w:rFonts w:ascii="Arial" w:eastAsia="Arial" w:hAnsi="Arial" w:cs="Arial"/>
-          <w:b/>
-        </w:rPr>
-      </w:pPr>
-    </w:p>
-    <w:p>
-      <w:pPr>
-        <w:tabs>
-          <w:tab w:val="left" w:pos="2320"/>
-        </w:tabs>
-        <w:rPr>
-          <w:rFonts w:ascii="Arial" w:eastAsia="Arial" w:hAnsi="Arial" w:cs="Arial"/>
-          <w:b/>
-        </w:rPr>
-      </w:pPr>
-      <w:r>
-        <w:rPr>
-          <w:rFonts w:ascii="Arial" w:eastAsia="Arial" w:hAnsi="Arial" w:cs="Arial"/>
-          <w:b/>
-        </w:rPr>
-        <w:t>Table-1 : Components &amp; Technologies:</w:t>
+        <w:t>Technical Architecture:Table-1 : Components &amp; Technologies:</w:t>
       </w:r>
     </w:p>
     <w:tbl>
@@ -797,7 +342,7 @@
           <w:insideV w:val="single" w:sz="4" w:space="0" w:color="000000"/>
         </w:tblBorders>
         <w:tblLayout w:type="fixed"/>
-        <w:tblLook w:val="0400" w:firstRow="0" w:lastRow="0" w:firstColumn="0" w:lastColumn="0" w:noHBand="0" w:noVBand="1"/>
+        <w:tblLook w:val="0400"/>
       </w:tblPr>
       <w:tblGrid>
         <w:gridCol w:w="840"/>
@@ -1197,7 +742,7 @@
           <w:insideV w:val="single" w:sz="4" w:space="0" w:color="000000"/>
         </w:tblBorders>
         <w:tblLayout w:type="fixed"/>
-        <w:tblLook w:val="0400" w:firstRow="0" w:lastRow="0" w:firstColumn="0" w:lastColumn="0" w:noHBand="0" w:noVBand="1"/>
+        <w:tblLook w:val="0400"/>
       </w:tblPr>
       <w:tblGrid>
         <w:gridCol w:w="826"/>
@@ -1229,6 +774,7 @@
                 <w:rFonts w:ascii="Arial" w:eastAsia="Arial" w:hAnsi="Arial" w:cs="Arial"/>
                 <w:b/>
               </w:rPr>
+              <w:lastRenderedPageBreak/>
               <w:t>S.No</w:t>
             </w:r>
           </w:p>
@@ -1435,7 +981,6 @@
               </w:rPr>
             </w:pPr>
             <w:r>
-              <w:lastRenderedPageBreak/>
               <w:t>2</w:t>
             </w:r>
           </w:p>
@@ -1846,7 +1391,7 @@
           <w:b/>
         </w:rPr>
       </w:pPr>
-      <w:hyperlink r:id="rId10">
+      <w:hyperlink r:id="rId8">
         <w:r>
           <w:rPr>
             <w:rFonts w:ascii="Arial" w:eastAsia="Arial" w:hAnsi="Arial" w:cs="Arial"/>
@@ -1865,7 +1410,7 @@
           <w:b/>
         </w:rPr>
       </w:pPr>
-      <w:hyperlink r:id="rId11">
+      <w:hyperlink r:id="rId9">
         <w:r>
           <w:rPr>
             <w:rFonts w:ascii="Arial" w:eastAsia="Arial" w:hAnsi="Arial" w:cs="Arial"/>
@@ -1884,7 +1429,7 @@
           <w:b/>
         </w:rPr>
       </w:pPr>
-      <w:hyperlink r:id="rId12">
+      <w:hyperlink r:id="rId10">
         <w:r>
           <w:rPr>
             <w:rFonts w:ascii="Arial" w:eastAsia="Arial" w:hAnsi="Arial" w:cs="Arial"/>
@@ -1903,7 +1448,7 @@
           <w:b/>
         </w:rPr>
       </w:pPr>
-      <w:hyperlink r:id="rId13">
+      <w:hyperlink r:id="rId11">
         <w:r>
           <w:rPr>
             <w:rFonts w:ascii="Arial" w:eastAsia="Arial" w:hAnsi="Arial" w:cs="Arial"/>
@@ -1922,7 +1467,7 @@
           <w:b/>
         </w:rPr>
       </w:pPr>
-      <w:hyperlink r:id="rId14">
+      <w:hyperlink r:id="rId12">
         <w:r>
           <w:rPr>
             <w:rFonts w:ascii="Arial" w:eastAsia="Arial" w:hAnsi="Arial" w:cs="Arial"/>
@@ -1959,7 +1504,7 @@
       </w:pPr>
     </w:p>
     <w:sectPr>
-      <w:headerReference w:type="default" r:id="rId15"/>
+      <w:headerReference w:type="default" r:id="rId13"/>
       <w:pgSz w:w="16838" w:h="11906" w:orient="landscape"/>
       <w:pgMar w:top="1440" w:right="851" w:bottom="1134" w:left="1440" w:header="708" w:footer="708" w:gutter="0"/>
       <w:pgNumType w:start="1"/>
@@ -1970,8 +1515,8 @@
 </file>
 
 <file path=word/endnotes.xml><?xml version="1.0" encoding="utf-8"?>
-<w:endnotes xmlns:wpc="http://schemas.microsoft.com/office/word/2010/wordprocessingCanvas" xmlns:cx="http://schemas.microsoft.com/office/drawing/2014/chartex" xmlns:cx1="http://schemas.microsoft.com/office/drawing/2015/9/8/chartex" xmlns:cx2="http://schemas.microsoft.com/office/drawing/2015/10/21/chartex" xmlns:cx3="http://schemas.microsoft.com/office/drawing/2016/5/9/chartex" xmlns:cx4="http://schemas.microsoft.com/office/drawing/2016/5/10/chartex" xmlns:cx5="http://schemas.microsoft.com/office/drawing/2016/5/11/chartex" xmlns:cx6="http://schemas.microsoft.com/office/drawing/2016/5/12/chartex" xmlns:cx7="http://schemas.microsoft.com/office/drawing/2016/5/13/chartex" xmlns:cx8="http://schemas.microsoft.com/office/drawing/2016/5/14/chartex" xmlns:mc="http://schemas.openxmlformats.org/markup-compatibility/2006" xmlns:aink="http://schemas.microsoft.com/office/drawing/2016/ink" xmlns:am3d="http://schemas.microsoft.com/office/drawing/2017/model3d" xmlns:o="urn:schemas-microsoft-com:office:office" xmlns:oel="http://schemas.microsoft.com/office/2019/extlst" xmlns:r="http://schemas.openxmlformats.org/officeDocument/2006/relationships" xmlns:m="http://schemas.openxmlformats.org/officeDocument/2006/math" xmlns:v="urn:schemas-microsoft-com:vml" xmlns:wp14="http://schemas.microsoft.com/office/word/2010/wordprocessingDrawing" xmlns:wp="http://schemas.openxmlformats.org/drawingml/2006/wordprocessingDrawing" xmlns:w10="urn:schemas-microsoft-com:office:word" xmlns:w="http://schemas.openxmlformats.org/wordprocessingml/2006/main" xmlns:w14="http://schemas.microsoft.com/office/word/2010/wordml" xmlns:w15="http://schemas.microsoft.com/office/word/2012/wordml" xmlns:w16cex="http://schemas.microsoft.com/office/word/2018/wordml/cex" xmlns:w16cid="http://schemas.microsoft.com/office/word/2016/wordml/cid" xmlns:w16="http://schemas.microsoft.com/office/word/2018/wordml" xmlns:w16du="http://schemas.microsoft.com/office/word/2023/wordml/word16du" xmlns:w16sdtdh="http://schemas.microsoft.com/office/word/2020/wordml/sdtdatahash" xmlns:w16sdtfl="http://schemas.microsoft.com/office/word/2024/wordml/sdtformatlock" xmlns:w16se="http://schemas.microsoft.com/office/word/2015/wordml/symex" xmlns:wpg="http://schemas.microsoft.com/office/word/2010/wordprocessingGroup" xmlns:wpi="http://schemas.microsoft.com/office/word/2010/wordprocessingInk" xmlns:wne="http://schemas.microsoft.com/office/word/2006/wordml" xmlns:wps="http://schemas.microsoft.com/office/word/2010/wordprocessingShape" mc:Ignorable="w14 w15 w16se w16cid w16 w16cex w16sdtdh w16sdtfl w16du wp14">
-  <w:endnote w:type="separator" w:id="-1">
+<w:endnotes xmlns:ve="http://schemas.openxmlformats.org/markup-compatibility/2006" xmlns:o="urn:schemas-microsoft-com:office:office" xmlns:r="http://schemas.openxmlformats.org/officeDocument/2006/relationships" xmlns:m="http://schemas.openxmlformats.org/officeDocument/2006/math" xmlns:v="urn:schemas-microsoft-com:vml" xmlns:wp="http://schemas.openxmlformats.org/drawingml/2006/wordprocessingDrawing" xmlns:w10="urn:schemas-microsoft-com:office:word" xmlns:w="http://schemas.openxmlformats.org/wordprocessingml/2006/main" xmlns:wne="http://schemas.microsoft.com/office/word/2006/wordml">
+  <w:endnote w:type="separator" w:id="0">
     <w:p>
       <w:pPr>
         <w:spacing w:after="0" w:line="240" w:lineRule="auto"/>
@@ -1981,7 +1526,7 @@
       </w:r>
     </w:p>
   </w:endnote>
-  <w:endnote w:type="continuationSeparator" w:id="0">
+  <w:endnote w:type="continuationSeparator" w:id="1">
     <w:p>
       <w:pPr>
         <w:spacing w:after="0" w:line="240" w:lineRule="auto"/>
@@ -1995,8 +1540,8 @@
 </file>
 
 <file path=word/footnotes.xml><?xml version="1.0" encoding="utf-8"?>
-<w:footnotes xmlns:wpc="http://schemas.microsoft.com/office/word/2010/wordprocessingCanvas" xmlns:cx="http://schemas.microsoft.com/office/drawing/2014/chartex" xmlns:cx1="http://schemas.microsoft.com/office/drawing/2015/9/8/chartex" xmlns:cx2="http://schemas.microsoft.com/office/drawing/2015/10/21/chartex" xmlns:cx3="http://schemas.microsoft.com/office/drawing/2016/5/9/chartex" xmlns:cx4="http://schemas.microsoft.com/office/drawing/2016/5/10/chartex" xmlns:cx5="http://schemas.microsoft.com/office/drawing/2016/5/11/chartex" xmlns:cx6="http://schemas.microsoft.com/office/drawing/2016/5/12/chartex" xmlns:cx7="http://schemas.microsoft.com/office/drawing/2016/5/13/chartex" xmlns:cx8="http://schemas.microsoft.com/office/drawing/2016/5/14/chartex" xmlns:mc="http://schemas.openxmlformats.org/markup-compatibility/2006" xmlns:aink="http://schemas.microsoft.com/office/drawing/2016/ink" xmlns:am3d="http://schemas.microsoft.com/office/drawing/2017/model3d" xmlns:o="urn:schemas-microsoft-com:office:office" xmlns:oel="http://schemas.microsoft.com/office/2019/extlst" xmlns:r="http://schemas.openxmlformats.org/officeDocument/2006/relationships" xmlns:m="http://schemas.openxmlformats.org/officeDocument/2006/math" xmlns:v="urn:schemas-microsoft-com:vml" xmlns:wp14="http://schemas.microsoft.com/office/word/2010/wordprocessingDrawing" xmlns:wp="http://schemas.openxmlformats.org/drawingml/2006/wordprocessingDrawing" xmlns:w10="urn:schemas-microsoft-com:office:word" xmlns:w="http://schemas.openxmlformats.org/wordprocessingml/2006/main" xmlns:w14="http://schemas.microsoft.com/office/word/2010/wordml" xmlns:w15="http://schemas.microsoft.com/office/word/2012/wordml" xmlns:w16cex="http://schemas.microsoft.com/office/word/2018/wordml/cex" xmlns:w16cid="http://schemas.microsoft.com/office/word/2016/wordml/cid" xmlns:w16="http://schemas.microsoft.com/office/word/2018/wordml" xmlns:w16du="http://schemas.microsoft.com/office/word/2023/wordml/word16du" xmlns:w16sdtdh="http://schemas.microsoft.com/office/word/2020/wordml/sdtdatahash" xmlns:w16sdtfl="http://schemas.microsoft.com/office/word/2024/wordml/sdtformatlock" xmlns:w16se="http://schemas.microsoft.com/office/word/2015/wordml/symex" xmlns:wpg="http://schemas.microsoft.com/office/word/2010/wordprocessingGroup" xmlns:wpi="http://schemas.microsoft.com/office/word/2010/wordprocessingInk" xmlns:wne="http://schemas.microsoft.com/office/word/2006/wordml" xmlns:wps="http://schemas.microsoft.com/office/word/2010/wordprocessingShape" mc:Ignorable="w14 w15 w16se w16cid w16 w16cex w16sdtdh w16sdtfl w16du wp14">
-  <w:footnote w:type="separator" w:id="-1">
+<w:footnotes xmlns:ve="http://schemas.openxmlformats.org/markup-compatibility/2006" xmlns:o="urn:schemas-microsoft-com:office:office" xmlns:r="http://schemas.openxmlformats.org/officeDocument/2006/relationships" xmlns:m="http://schemas.openxmlformats.org/officeDocument/2006/math" xmlns:v="urn:schemas-microsoft-com:vml" xmlns:wp="http://schemas.openxmlformats.org/drawingml/2006/wordprocessingDrawing" xmlns:w10="urn:schemas-microsoft-com:office:word" xmlns:w="http://schemas.openxmlformats.org/wordprocessingml/2006/main" xmlns:wne="http://schemas.microsoft.com/office/word/2006/wordml">
+  <w:footnote w:type="separator" w:id="0">
     <w:p>
       <w:pPr>
         <w:spacing w:after="0" w:line="240" w:lineRule="auto"/>
@@ -2006,7 +1551,7 @@
       </w:r>
     </w:p>
   </w:footnote>
-  <w:footnote w:type="continuationSeparator" w:id="0">
+  <w:footnote w:type="continuationSeparator" w:id="1">
     <w:p>
       <w:pPr>
         <w:spacing w:after="0" w:line="240" w:lineRule="auto"/>
@@ -2020,7 +1565,7 @@
 </file>
 
 <file path=word/header1.xml><?xml version="1.0" encoding="utf-8"?>
-<w:hdr xmlns:wpc="http://schemas.microsoft.com/office/word/2010/wordprocessingCanvas" xmlns:cx="http://schemas.microsoft.com/office/drawing/2014/chartex" xmlns:cx1="http://schemas.microsoft.com/office/drawing/2015/9/8/chartex" xmlns:cx2="http://schemas.microsoft.com/office/drawing/2015/10/21/chartex" xmlns:cx3="http://schemas.microsoft.com/office/drawing/2016/5/9/chartex" xmlns:cx4="http://schemas.microsoft.com/office/drawing/2016/5/10/chartex" xmlns:cx5="http://schemas.microsoft.com/office/drawing/2016/5/11/chartex" xmlns:cx6="http://schemas.microsoft.com/office/drawing/2016/5/12/chartex" xmlns:cx7="http://schemas.microsoft.com/office/drawing/2016/5/13/chartex" xmlns:cx8="http://schemas.microsoft.com/office/drawing/2016/5/14/chartex" xmlns:mc="http://schemas.openxmlformats.org/markup-compatibility/2006" xmlns:aink="http://schemas.microsoft.com/office/drawing/2016/ink" xmlns:am3d="http://schemas.microsoft.com/office/drawing/2017/model3d" xmlns:o="urn:schemas-microsoft-com:office:office" xmlns:oel="http://schemas.microsoft.com/office/2019/extlst" xmlns:r="http://schemas.openxmlformats.org/officeDocument/2006/relationships" xmlns:m="http://schemas.openxmlformats.org/officeDocument/2006/math" xmlns:v="urn:schemas-microsoft-com:vml" xmlns:wp14="http://schemas.microsoft.com/office/word/2010/wordprocessingDrawing" xmlns:wp="http://schemas.openxmlformats.org/drawingml/2006/wordprocessingDrawing" xmlns:w10="urn:schemas-microsoft-com:office:word" xmlns:w="http://schemas.openxmlformats.org/wordprocessingml/2006/main" xmlns:w14="http://schemas.microsoft.com/office/word/2010/wordml" xmlns:w15="http://schemas.microsoft.com/office/word/2012/wordml" xmlns:w16cex="http://schemas.microsoft.com/office/word/2018/wordml/cex" xmlns:w16cid="http://schemas.microsoft.com/office/word/2016/wordml/cid" xmlns:w16="http://schemas.microsoft.com/office/word/2018/wordml" xmlns:w16du="http://schemas.microsoft.com/office/word/2023/wordml/word16du" xmlns:w16sdtdh="http://schemas.microsoft.com/office/word/2020/wordml/sdtdatahash" xmlns:w16sdtfl="http://schemas.microsoft.com/office/word/2024/wordml/sdtformatlock" xmlns:w16se="http://schemas.microsoft.com/office/word/2015/wordml/symex" xmlns:wpg="http://schemas.microsoft.com/office/word/2010/wordprocessingGroup" xmlns:wpi="http://schemas.microsoft.com/office/word/2010/wordprocessingInk" xmlns:wne="http://schemas.microsoft.com/office/word/2006/wordml" xmlns:wps="http://schemas.microsoft.com/office/word/2010/wordprocessingShape" mc:Ignorable="w14 w15 w16se w16cid w16 w16cex w16sdtdh w16sdtfl w16du wp14">
+<w:hdr xmlns:ve="http://schemas.openxmlformats.org/markup-compatibility/2006" xmlns:o="urn:schemas-microsoft-com:office:office" xmlns:r="http://schemas.openxmlformats.org/officeDocument/2006/relationships" xmlns:m="http://schemas.openxmlformats.org/officeDocument/2006/math" xmlns:v="urn:schemas-microsoft-com:vml" xmlns:wp="http://schemas.openxmlformats.org/drawingml/2006/wordprocessingDrawing" xmlns:w10="urn:schemas-microsoft-com:office:word" xmlns:w="http://schemas.openxmlformats.org/wordprocessingml/2006/main" xmlns:wne="http://schemas.microsoft.com/office/word/2006/wordml">
   <w:p>
     <w:pPr>
       <w:pStyle w:val="Header"/>
@@ -2028,9 +1573,10 @@
     <w:r>
       <w:rPr>
         <w:noProof/>
+        <w:lang w:val="en-US" w:eastAsia="en-US"/>
       </w:rPr>
       <w:drawing>
-        <wp:anchor distT="0" distB="0" distL="114300" distR="114300" simplePos="0" relativeHeight="251659264" behindDoc="1" locked="0" layoutInCell="1" allowOverlap="1" wp14:anchorId="662BC669" wp14:editId="72F41B3E">
+        <wp:anchor distT="0" distB="0" distL="114300" distR="114300" simplePos="0" relativeHeight="251659264" behindDoc="1" locked="0" layoutInCell="1" allowOverlap="1">
           <wp:simplePos x="0" y="0"/>
           <wp:positionH relativeFrom="column">
             <wp:posOffset>7473526</wp:posOffset>
@@ -2064,7 +1610,7 @@
                   <a:blip r:embed="rId1">
                     <a:extLst>
                       <a:ext uri="{28A0092B-C50C-407E-A947-70E740481C1C}">
-                        <a14:useLocalDpi xmlns:a14="http://schemas.microsoft.com/office/drawing/2010/main" val="0"/>
+                        <a14:useLocalDpi xmlns:a14="http://schemas.microsoft.com/office/drawing/2010/main" xmlns:wps="http://schemas.microsoft.com/office/word/2010/wordprocessingShape" xmlns:wpi="http://schemas.microsoft.com/office/word/2010/wordprocessingInk" xmlns:wpg="http://schemas.microsoft.com/office/word/2010/wordprocessingGroup" xmlns:w16se="http://schemas.microsoft.com/office/word/2015/wordml/symex" xmlns:w16sdtfl="http://schemas.microsoft.com/office/word/2024/wordml/sdtformatlock" xmlns:w16sdtdh="http://schemas.microsoft.com/office/word/2020/wordml/sdtdatahash" xmlns:w16du="http://schemas.microsoft.com/office/word/2023/wordml/word16du" xmlns:w16="http://schemas.microsoft.com/office/word/2018/wordml" xmlns:w16cid="http://schemas.microsoft.com/office/word/2016/wordml/cid" xmlns:w16cex="http://schemas.microsoft.com/office/word/2018/wordml/cex" xmlns:w15="http://schemas.microsoft.com/office/word/2012/wordml" xmlns:w14="http://schemas.microsoft.com/office/word/2010/wordml" xmlns:w="http://schemas.openxmlformats.org/wordprocessingml/2006/main" xmlns:w10="urn:schemas-microsoft-com:office:word" xmlns:wp14="http://schemas.microsoft.com/office/word/2010/wordprocessingDrawing" xmlns:v="urn:schemas-microsoft-com:vml" xmlns:oel="http://schemas.microsoft.com/office/2019/extlst" xmlns:o="urn:schemas-microsoft-com:office:office" xmlns:am3d="http://schemas.microsoft.com/office/drawing/2017/model3d" xmlns:aink="http://schemas.microsoft.com/office/drawing/2016/ink" xmlns:mc="http://schemas.openxmlformats.org/markup-compatibility/2006" xmlns:cx8="http://schemas.microsoft.com/office/drawing/2016/5/14/chartex" xmlns:cx7="http://schemas.microsoft.com/office/drawing/2016/5/13/chartex" xmlns:cx6="http://schemas.microsoft.com/office/drawing/2016/5/12/chartex" xmlns:cx5="http://schemas.microsoft.com/office/drawing/2016/5/11/chartex" xmlns:cx4="http://schemas.microsoft.com/office/drawing/2016/5/10/chartex" xmlns:cx3="http://schemas.microsoft.com/office/drawing/2016/5/9/chartex" xmlns:cx2="http://schemas.microsoft.com/office/drawing/2015/10/21/chartex" xmlns:cx1="http://schemas.microsoft.com/office/drawing/2015/9/8/chartex" xmlns:cx="http://schemas.microsoft.com/office/drawing/2014/chartex" xmlns:wpc="http://schemas.microsoft.com/office/word/2010/wordprocessingCanvas" xmlns="" val="0"/>
                       </a:ext>
                     </a:extLst>
                   </a:blip>
@@ -2090,9 +1636,10 @@
     <w:r>
       <w:rPr>
         <w:noProof/>
+        <w:lang w:val="en-US" w:eastAsia="en-US"/>
       </w:rPr>
       <w:drawing>
-        <wp:anchor distT="0" distB="0" distL="114300" distR="114300" simplePos="0" relativeHeight="251658240" behindDoc="1" locked="0" layoutInCell="1" allowOverlap="1" wp14:anchorId="0D3004C8" wp14:editId="201DEB40">
+        <wp:anchor distT="0" distB="0" distL="114300" distR="114300" simplePos="0" relativeHeight="251658240" behindDoc="1" locked="0" layoutInCell="1" allowOverlap="1">
           <wp:simplePos x="0" y="0"/>
           <wp:positionH relativeFrom="column">
             <wp:posOffset>-745490</wp:posOffset>
@@ -2126,7 +1673,7 @@
                   <a:blip r:embed="rId2">
                     <a:extLst>
                       <a:ext uri="{28A0092B-C50C-407E-A947-70E740481C1C}">
-                        <a14:useLocalDpi xmlns:a14="http://schemas.microsoft.com/office/drawing/2010/main" val="0"/>
+                        <a14:useLocalDpi xmlns:a14="http://schemas.microsoft.com/office/drawing/2010/main" xmlns:wps="http://schemas.microsoft.com/office/word/2010/wordprocessingShape" xmlns:wpi="http://schemas.microsoft.com/office/word/2010/wordprocessingInk" xmlns:wpg="http://schemas.microsoft.com/office/word/2010/wordprocessingGroup" xmlns:w16se="http://schemas.microsoft.com/office/word/2015/wordml/symex" xmlns:w16sdtfl="http://schemas.microsoft.com/office/word/2024/wordml/sdtformatlock" xmlns:w16sdtdh="http://schemas.microsoft.com/office/word/2020/wordml/sdtdatahash" xmlns:w16du="http://schemas.microsoft.com/office/word/2023/wordml/word16du" xmlns:w16="http://schemas.microsoft.com/office/word/2018/wordml" xmlns:w16cid="http://schemas.microsoft.com/office/word/2016/wordml/cid" xmlns:w16cex="http://schemas.microsoft.com/office/word/2018/wordml/cex" xmlns:w15="http://schemas.microsoft.com/office/word/2012/wordml" xmlns:w14="http://schemas.microsoft.com/office/word/2010/wordml" xmlns:w="http://schemas.openxmlformats.org/wordprocessingml/2006/main" xmlns:w10="urn:schemas-microsoft-com:office:word" xmlns:wp14="http://schemas.microsoft.com/office/word/2010/wordprocessingDrawing" xmlns:v="urn:schemas-microsoft-com:vml" xmlns:oel="http://schemas.microsoft.com/office/2019/extlst" xmlns:o="urn:schemas-microsoft-com:office:office" xmlns:am3d="http://schemas.microsoft.com/office/drawing/2017/model3d" xmlns:aink="http://schemas.microsoft.com/office/drawing/2016/ink" xmlns:mc="http://schemas.openxmlformats.org/markup-compatibility/2006" xmlns:cx8="http://schemas.microsoft.com/office/drawing/2016/5/14/chartex" xmlns:cx7="http://schemas.microsoft.com/office/drawing/2016/5/13/chartex" xmlns:cx6="http://schemas.microsoft.com/office/drawing/2016/5/12/chartex" xmlns:cx5="http://schemas.microsoft.com/office/drawing/2016/5/11/chartex" xmlns:cx4="http://schemas.microsoft.com/office/drawing/2016/5/10/chartex" xmlns:cx3="http://schemas.microsoft.com/office/drawing/2016/5/9/chartex" xmlns:cx2="http://schemas.microsoft.com/office/drawing/2015/10/21/chartex" xmlns:cx1="http://schemas.microsoft.com/office/drawing/2015/9/8/chartex" xmlns:cx="http://schemas.microsoft.com/office/drawing/2014/chartex" xmlns:wpc="http://schemas.microsoft.com/office/word/2010/wordprocessingCanvas" xmlns="" val="0"/>
                       </a:ext>
                     </a:extLst>
                   </a:blip>
@@ -2146,12 +1693,6 @@
               </pic:pic>
             </a:graphicData>
           </a:graphic>
-          <wp14:sizeRelH relativeFrom="margin">
-            <wp14:pctWidth>0</wp14:pctWidth>
-          </wp14:sizeRelH>
-          <wp14:sizeRelV relativeFrom="margin">
-            <wp14:pctHeight>0</wp14:pctHeight>
-          </wp14:sizeRelV>
         </wp:anchor>
       </w:drawing>
     </w:r>
@@ -2160,8 +1701,8 @@
 </file>
 
 <file path=word/numbering.xml><?xml version="1.0" encoding="utf-8"?>
-<w:numbering xmlns:wpc="http://schemas.microsoft.com/office/word/2010/wordprocessingCanvas" xmlns:cx="http://schemas.microsoft.com/office/drawing/2014/chartex" xmlns:cx1="http://schemas.microsoft.com/office/drawing/2015/9/8/chartex" xmlns:cx2="http://schemas.microsoft.com/office/drawing/2015/10/21/chartex" xmlns:cx3="http://schemas.microsoft.com/office/drawing/2016/5/9/chartex" xmlns:cx4="http://schemas.microsoft.com/office/drawing/2016/5/10/chartex" xmlns:cx5="http://schemas.microsoft.com/office/drawing/2016/5/11/chartex" xmlns:cx6="http://schemas.microsoft.com/office/drawing/2016/5/12/chartex" xmlns:cx7="http://schemas.microsoft.com/office/drawing/2016/5/13/chartex" xmlns:cx8="http://schemas.microsoft.com/office/drawing/2016/5/14/chartex" xmlns:mc="http://schemas.openxmlformats.org/markup-compatibility/2006" xmlns:aink="http://schemas.microsoft.com/office/drawing/2016/ink" xmlns:am3d="http://schemas.microsoft.com/office/drawing/2017/model3d" xmlns:o="urn:schemas-microsoft-com:office:office" xmlns:oel="http://schemas.microsoft.com/office/2019/extlst" xmlns:r="http://schemas.openxmlformats.org/officeDocument/2006/relationships" xmlns:m="http://schemas.openxmlformats.org/officeDocument/2006/math" xmlns:v="urn:schemas-microsoft-com:vml" xmlns:wp14="http://schemas.microsoft.com/office/word/2010/wordprocessingDrawing" xmlns:wp="http://schemas.openxmlformats.org/drawingml/2006/wordprocessingDrawing" xmlns:w10="urn:schemas-microsoft-com:office:word" xmlns:w="http://schemas.openxmlformats.org/wordprocessingml/2006/main" xmlns:w14="http://schemas.microsoft.com/office/word/2010/wordml" xmlns:w15="http://schemas.microsoft.com/office/word/2012/wordml" xmlns:w16cex="http://schemas.microsoft.com/office/word/2018/wordml/cex" xmlns:w16cid="http://schemas.microsoft.com/office/word/2016/wordml/cid" xmlns:w16="http://schemas.microsoft.com/office/word/2018/wordml" xmlns:w16du="http://schemas.microsoft.com/office/word/2023/wordml/word16du" xmlns:w16sdtdh="http://schemas.microsoft.com/office/word/2020/wordml/sdtdatahash" xmlns:w16sdtfl="http://schemas.microsoft.com/office/word/2024/wordml/sdtformatlock" xmlns:w16se="http://schemas.microsoft.com/office/word/2015/wordml/symex" xmlns:wpg="http://schemas.microsoft.com/office/word/2010/wordprocessingGroup" xmlns:wpi="http://schemas.microsoft.com/office/word/2010/wordprocessingInk" xmlns:wne="http://schemas.microsoft.com/office/word/2006/wordml" xmlns:wps="http://schemas.microsoft.com/office/word/2010/wordprocessingShape" mc:Ignorable="w14 w15 w16se w16cid w16 w16cex w16sdtdh w16sdtfl w16du wp14">
-  <w:abstractNum w:abstractNumId="0" w15:restartNumberingAfterBreak="0">
+<w:numbering xmlns:ve="http://schemas.openxmlformats.org/markup-compatibility/2006" xmlns:o="urn:schemas-microsoft-com:office:office" xmlns:r="http://schemas.openxmlformats.org/officeDocument/2006/relationships" xmlns:m="http://schemas.openxmlformats.org/officeDocument/2006/math" xmlns:v="urn:schemas-microsoft-com:vml" xmlns:wp="http://schemas.openxmlformats.org/drawingml/2006/wordprocessingDrawing" xmlns:w10="urn:schemas-microsoft-com:office:word" xmlns:w="http://schemas.openxmlformats.org/wordprocessingml/2006/main" xmlns:wne="http://schemas.microsoft.com/office/word/2006/wordml">
+  <w:abstractNum w:abstractNumId="0">
     <w:nsid w:val="04F26367"/>
     <w:multiLevelType w:val="multilevel"/>
     <w:tmpl w:val="5B4E563A"/>
@@ -2247,7 +1788,7 @@
       </w:pPr>
     </w:lvl>
   </w:abstractNum>
-  <w:abstractNum w:abstractNumId="1" w15:restartNumberingAfterBreak="0">
+  <w:abstractNum w:abstractNumId="1">
     <w:nsid w:val="7F0C3EB8"/>
     <w:multiLevelType w:val="multilevel"/>
     <w:tmpl w:val="AEC0ABB0"/>
@@ -2333,17 +1874,17 @@
       </w:pPr>
     </w:lvl>
   </w:abstractNum>
-  <w:num w:numId="1" w16cid:durableId="1572620908">
+  <w:num w:numId="1">
     <w:abstractNumId w:val="1"/>
   </w:num>
-  <w:num w:numId="2" w16cid:durableId="23604853">
+  <w:num w:numId="2">
     <w:abstractNumId w:val="0"/>
   </w:num>
 </w:numbering>
 </file>
 
 <file path=word/styles.xml><?xml version="1.0" encoding="utf-8"?>
-<w:styles xmlns:mc="http://schemas.openxmlformats.org/markup-compatibility/2006" xmlns:r="http://schemas.openxmlformats.org/officeDocument/2006/relationships" xmlns:w="http://schemas.openxmlformats.org/wordprocessingml/2006/main" xmlns:w14="http://schemas.microsoft.com/office/word/2010/wordml" xmlns:w15="http://schemas.microsoft.com/office/word/2012/wordml" xmlns:w16cex="http://schemas.microsoft.com/office/word/2018/wordml/cex" xmlns:w16cid="http://schemas.microsoft.com/office/word/2016/wordml/cid" xmlns:w16="http://schemas.microsoft.com/office/word/2018/wordml" xmlns:w16du="http://schemas.microsoft.com/office/word/2023/wordml/word16du" xmlns:w16sdtdh="http://schemas.microsoft.com/office/word/2020/wordml/sdtdatahash" xmlns:w16sdtfl="http://schemas.microsoft.com/office/word/2024/wordml/sdtformatlock" xmlns:w16se="http://schemas.microsoft.com/office/word/2015/wordml/symex" mc:Ignorable="w14 w15 w16se w16cid w16 w16cex w16sdtdh w16sdtfl w16du">
+<w:styles xmlns:r="http://schemas.openxmlformats.org/officeDocument/2006/relationships" xmlns:w="http://schemas.openxmlformats.org/wordprocessingml/2006/main">
   <w:docDefaults>
     <w:rPrDefault>
       <w:rPr>
@@ -2359,387 +1900,149 @@
       </w:pPr>
     </w:pPrDefault>
   </w:docDefaults>
-  <w:latentStyles w:defLockedState="0" w:defUIPriority="99" w:defSemiHidden="0" w:defUnhideWhenUsed="0" w:defQFormat="0" w:count="376">
-    <w:lsdException w:name="Normal" w:uiPriority="0" w:qFormat="1"/>
-    <w:lsdException w:name="heading 1" w:uiPriority="9" w:qFormat="1"/>
-    <w:lsdException w:name="heading 2" w:semiHidden="1" w:uiPriority="9" w:unhideWhenUsed="1" w:qFormat="1"/>
-    <w:lsdException w:name="heading 3" w:semiHidden="1" w:uiPriority="9" w:unhideWhenUsed="1" w:qFormat="1"/>
-    <w:lsdException w:name="heading 4" w:semiHidden="1" w:uiPriority="9" w:unhideWhenUsed="1" w:qFormat="1"/>
-    <w:lsdException w:name="heading 5" w:semiHidden="1" w:uiPriority="9" w:unhideWhenUsed="1" w:qFormat="1"/>
-    <w:lsdException w:name="heading 6" w:semiHidden="1" w:uiPriority="9" w:unhideWhenUsed="1" w:qFormat="1"/>
-    <w:lsdException w:name="heading 7" w:semiHidden="1" w:uiPriority="9" w:unhideWhenUsed="1" w:qFormat="1"/>
-    <w:lsdException w:name="heading 8" w:semiHidden="1" w:uiPriority="9" w:unhideWhenUsed="1" w:qFormat="1"/>
-    <w:lsdException w:name="heading 9" w:semiHidden="1" w:uiPriority="9" w:unhideWhenUsed="1" w:qFormat="1"/>
-    <w:lsdException w:name="index 1" w:semiHidden="1" w:unhideWhenUsed="1"/>
-    <w:lsdException w:name="index 2" w:semiHidden="1" w:unhideWhenUsed="1"/>
-    <w:lsdException w:name="index 3" w:semiHidden="1" w:unhideWhenUsed="1"/>
-    <w:lsdException w:name="index 4" w:semiHidden="1" w:unhideWhenUsed="1"/>
-    <w:lsdException w:name="index 5" w:semiHidden="1" w:unhideWhenUsed="1"/>
-    <w:lsdException w:name="index 6" w:semiHidden="1" w:unhideWhenUsed="1"/>
-    <w:lsdException w:name="index 7" w:semiHidden="1" w:unhideWhenUsed="1"/>
-    <w:lsdException w:name="index 8" w:semiHidden="1" w:unhideWhenUsed="1"/>
-    <w:lsdException w:name="index 9" w:semiHidden="1" w:unhideWhenUsed="1"/>
-    <w:lsdException w:name="toc 1" w:semiHidden="1" w:uiPriority="39" w:unhideWhenUsed="1"/>
-    <w:lsdException w:name="toc 2" w:semiHidden="1" w:uiPriority="39" w:unhideWhenUsed="1"/>
-    <w:lsdException w:name="toc 3" w:semiHidden="1" w:uiPriority="39" w:unhideWhenUsed="1"/>
-    <w:lsdException w:name="toc 4" w:semiHidden="1" w:uiPriority="39" w:unhideWhenUsed="1"/>
-    <w:lsdException w:name="toc 5" w:semiHidden="1" w:uiPriority="39" w:unhideWhenUsed="1"/>
-    <w:lsdException w:name="toc 6" w:semiHidden="1" w:uiPriority="39" w:unhideWhenUsed="1"/>
-    <w:lsdException w:name="toc 7" w:semiHidden="1" w:uiPriority="39" w:unhideWhenUsed="1"/>
-    <w:lsdException w:name="toc 8" w:semiHidden="1" w:uiPriority="39" w:unhideWhenUsed="1"/>
-    <w:lsdException w:name="toc 9" w:semiHidden="1" w:uiPriority="39" w:unhideWhenUsed="1"/>
-    <w:lsdException w:name="Normal Indent" w:semiHidden="1" w:unhideWhenUsed="1"/>
-    <w:lsdException w:name="footnote text" w:semiHidden="1" w:unhideWhenUsed="1"/>
-    <w:lsdException w:name="annotation text" w:semiHidden="1" w:unhideWhenUsed="1"/>
-    <w:lsdException w:name="header" w:semiHidden="1" w:unhideWhenUsed="1"/>
-    <w:lsdException w:name="footer" w:semiHidden="1" w:unhideWhenUsed="1"/>
-    <w:lsdException w:name="index heading" w:semiHidden="1" w:unhideWhenUsed="1"/>
-    <w:lsdException w:name="caption" w:semiHidden="1" w:uiPriority="35" w:unhideWhenUsed="1" w:qFormat="1"/>
-    <w:lsdException w:name="table of figures" w:semiHidden="1" w:unhideWhenUsed="1"/>
-    <w:lsdException w:name="envelope address" w:semiHidden="1" w:unhideWhenUsed="1"/>
-    <w:lsdException w:name="envelope return" w:semiHidden="1" w:unhideWhenUsed="1"/>
-    <w:lsdException w:name="footnote reference" w:semiHidden="1" w:unhideWhenUsed="1"/>
-    <w:lsdException w:name="annotation reference" w:semiHidden="1" w:unhideWhenUsed="1"/>
-    <w:lsdException w:name="line number" w:semiHidden="1" w:unhideWhenUsed="1"/>
-    <w:lsdException w:name="page number" w:semiHidden="1" w:unhideWhenUsed="1"/>
-    <w:lsdException w:name="endnote reference" w:semiHidden="1" w:unhideWhenUsed="1"/>
-    <w:lsdException w:name="endnote text" w:semiHidden="1" w:unhideWhenUsed="1"/>
-    <w:lsdException w:name="table of authorities" w:semiHidden="1" w:unhideWhenUsed="1"/>
-    <w:lsdException w:name="macro" w:semiHidden="1" w:unhideWhenUsed="1"/>
-    <w:lsdException w:name="toa heading" w:semiHidden="1" w:unhideWhenUsed="1"/>
-    <w:lsdException w:name="List" w:semiHidden="1" w:unhideWhenUsed="1"/>
-    <w:lsdException w:name="List Bullet" w:semiHidden="1" w:unhideWhenUsed="1"/>
-    <w:lsdException w:name="List Number" w:semiHidden="1" w:unhideWhenUsed="1"/>
-    <w:lsdException w:name="List 2" w:semiHidden="1" w:unhideWhenUsed="1"/>
-    <w:lsdException w:name="List 3" w:semiHidden="1" w:unhideWhenUsed="1"/>
-    <w:lsdException w:name="List 4" w:semiHidden="1" w:unhideWhenUsed="1"/>
-    <w:lsdException w:name="List 5" w:semiHidden="1" w:unhideWhenUsed="1"/>
-    <w:lsdException w:name="List Bullet 2" w:semiHidden="1" w:unhideWhenUsed="1"/>
-    <w:lsdException w:name="List Bullet 3" w:semiHidden="1" w:unhideWhenUsed="1"/>
-    <w:lsdException w:name="List Bullet 4" w:semiHidden="1" w:unhideWhenUsed="1"/>
-    <w:lsdException w:name="List Bullet 5" w:semiHidden="1" w:unhideWhenUsed="1"/>
-    <w:lsdException w:name="List Number 2" w:semiHidden="1" w:unhideWhenUsed="1"/>
-    <w:lsdException w:name="List Number 3" w:semiHidden="1" w:unhideWhenUsed="1"/>
-    <w:lsdException w:name="List Number 4" w:semiHidden="1" w:unhideWhenUsed="1"/>
-    <w:lsdException w:name="List Number 5" w:semiHidden="1" w:unhideWhenUsed="1"/>
-    <w:lsdException w:name="Title" w:uiPriority="10" w:qFormat="1"/>
-    <w:lsdException w:name="Closing" w:semiHidden="1" w:unhideWhenUsed="1"/>
-    <w:lsdException w:name="Signature" w:semiHidden="1" w:unhideWhenUsed="1"/>
-    <w:lsdException w:name="Default Paragraph Font" w:semiHidden="1" w:uiPriority="1" w:unhideWhenUsed="1"/>
-    <w:lsdException w:name="Body Text" w:semiHidden="1" w:unhideWhenUsed="1"/>
-    <w:lsdException w:name="Body Text Indent" w:semiHidden="1" w:unhideWhenUsed="1"/>
-    <w:lsdException w:name="List Continue" w:semiHidden="1" w:unhideWhenUsed="1"/>
-    <w:lsdException w:name="List Continue 2" w:semiHidden="1" w:unhideWhenUsed="1"/>
-    <w:lsdException w:name="List Continue 3" w:semiHidden="1" w:unhideWhenUsed="1"/>
-    <w:lsdException w:name="List Continue 4" w:semiHidden="1" w:unhideWhenUsed="1"/>
-    <w:lsdException w:name="List Continue 5" w:semiHidden="1" w:unhideWhenUsed="1"/>
-    <w:lsdException w:name="Message Header" w:semiHidden="1" w:unhideWhenUsed="1"/>
-    <w:lsdException w:name="Subtitle" w:uiPriority="11" w:qFormat="1"/>
-    <w:lsdException w:name="Salutation" w:semiHidden="1" w:unhideWhenUsed="1"/>
-    <w:lsdException w:name="Date" w:semiHidden="1" w:unhideWhenUsed="1"/>
-    <w:lsdException w:name="Body Text First Indent" w:semiHidden="1" w:unhideWhenUsed="1"/>
-    <w:lsdException w:name="Body Text First Indent 2" w:semiHidden="1" w:unhideWhenUsed="1"/>
-    <w:lsdException w:name="Note Heading" w:semiHidden="1" w:unhideWhenUsed="1"/>
-    <w:lsdException w:name="Body Text 2" w:semiHidden="1" w:unhideWhenUsed="1"/>
-    <w:lsdException w:name="Body Text 3" w:semiHidden="1" w:unhideWhenUsed="1"/>
-    <w:lsdException w:name="Body Text Indent 2" w:semiHidden="1" w:unhideWhenUsed="1"/>
-    <w:lsdException w:name="Body Text Indent 3" w:semiHidden="1" w:unhideWhenUsed="1"/>
-    <w:lsdException w:name="Block Text" w:semiHidden="1" w:unhideWhenUsed="1"/>
-    <w:lsdException w:name="Hyperlink" w:semiHidden="1" w:unhideWhenUsed="1"/>
-    <w:lsdException w:name="FollowedHyperlink" w:semiHidden="1" w:unhideWhenUsed="1"/>
-    <w:lsdException w:name="Strong" w:uiPriority="22" w:qFormat="1"/>
-    <w:lsdException w:name="Emphasis" w:uiPriority="20" w:qFormat="1"/>
-    <w:lsdException w:name="Document Map" w:semiHidden="1" w:unhideWhenUsed="1"/>
-    <w:lsdException w:name="Plain Text" w:semiHidden="1" w:unhideWhenUsed="1"/>
-    <w:lsdException w:name="E-mail Signature" w:semiHidden="1" w:unhideWhenUsed="1"/>
-    <w:lsdException w:name="HTML Top of Form" w:semiHidden="1" w:unhideWhenUsed="1"/>
-    <w:lsdException w:name="HTML Bottom of Form" w:semiHidden="1" w:unhideWhenUsed="1"/>
-    <w:lsdException w:name="Normal (Web)" w:semiHidden="1" w:unhideWhenUsed="1"/>
-    <w:lsdException w:name="HTML Acronym" w:semiHidden="1" w:unhideWhenUsed="1"/>
-    <w:lsdException w:name="HTML Address" w:semiHidden="1" w:unhideWhenUsed="1"/>
-    <w:lsdException w:name="HTML Cite" w:semiHidden="1" w:unhideWhenUsed="1"/>
-    <w:lsdException w:name="HTML Code" w:semiHidden="1" w:unhideWhenUsed="1"/>
-    <w:lsdException w:name="HTML Definition" w:semiHidden="1" w:unhideWhenUsed="1"/>
-    <w:lsdException w:name="HTML Keyboard" w:semiHidden="1" w:unhideWhenUsed="1"/>
-    <w:lsdException w:name="HTML Preformatted" w:semiHidden="1" w:unhideWhenUsed="1"/>
-    <w:lsdException w:name="HTML Sample" w:semiHidden="1" w:unhideWhenUsed="1"/>
-    <w:lsdException w:name="HTML Typewriter" w:semiHidden="1" w:unhideWhenUsed="1"/>
-    <w:lsdException w:name="HTML Variable" w:semiHidden="1" w:unhideWhenUsed="1"/>
-    <w:lsdException w:name="Normal Table" w:semiHidden="1" w:unhideWhenUsed="1"/>
-    <w:lsdException w:name="annotation subject" w:semiHidden="1" w:unhideWhenUsed="1"/>
-    <w:lsdException w:name="No List" w:semiHidden="1" w:unhideWhenUsed="1"/>
-    <w:lsdException w:name="Outline List 1" w:semiHidden="1" w:unhideWhenUsed="1"/>
-    <w:lsdException w:name="Outline List 2" w:semiHidden="1" w:unhideWhenUsed="1"/>
-    <w:lsdException w:name="Outline List 3" w:semiHidden="1" w:unhideWhenUsed="1"/>
-    <w:lsdException w:name="Table Simple 1" w:semiHidden="1" w:unhideWhenUsed="1"/>
-    <w:lsdException w:name="Table Simple 2" w:semiHidden="1" w:unhideWhenUsed="1"/>
-    <w:lsdException w:name="Table Simple 3" w:semiHidden="1" w:unhideWhenUsed="1"/>
-    <w:lsdException w:name="Table Classic 1" w:semiHidden="1" w:unhideWhenUsed="1"/>
-    <w:lsdException w:name="Table Classic 2" w:semiHidden="1" w:unhideWhenUsed="1"/>
-    <w:lsdException w:name="Table Classic 3" w:semiHidden="1" w:unhideWhenUsed="1"/>
-    <w:lsdException w:name="Table Classic 4" w:semiHidden="1" w:unhideWhenUsed="1"/>
-    <w:lsdException w:name="Table Colorful 1" w:semiHidden="1" w:unhideWhenUsed="1"/>
-    <w:lsdException w:name="Table Colorful 2" w:semiHidden="1" w:unhideWhenUsed="1"/>
-    <w:lsdException w:name="Table Colorful 3" w:semiHidden="1" w:unhideWhenUsed="1"/>
-    <w:lsdException w:name="Table Columns 1" w:semiHidden="1" w:unhideWhenUsed="1"/>
-    <w:lsdException w:name="Table Columns 2" w:semiHidden="1" w:unhideWhenUsed="1"/>
-    <w:lsdException w:name="Table Columns 3" w:semiHidden="1" w:unhideWhenUsed="1"/>
-    <w:lsdException w:name="Table Columns 4" w:semiHidden="1" w:unhideWhenUsed="1"/>
-    <w:lsdException w:name="Table Columns 5" w:semiHidden="1" w:unhideWhenUsed="1"/>
-    <w:lsdException w:name="Table Grid 1" w:semiHidden="1" w:unhideWhenUsed="1"/>
-    <w:lsdException w:name="Table Grid 2" w:semiHidden="1" w:unhideWhenUsed="1"/>
-    <w:lsdException w:name="Table Grid 3" w:semiHidden="1" w:unhideWhenUsed="1"/>
-    <w:lsdException w:name="Table Grid 4" w:semiHidden="1" w:unhideWhenUsed="1"/>
-    <w:lsdException w:name="Table Grid 5" w:semiHidden="1" w:unhideWhenUsed="1"/>
-    <w:lsdException w:name="Table Grid 6" w:semiHidden="1" w:unhideWhenUsed="1"/>
-    <w:lsdException w:name="Table Grid 7" w:semiHidden="1" w:unhideWhenUsed="1"/>
-    <w:lsdException w:name="Table Grid 8" w:semiHidden="1" w:unhideWhenUsed="1"/>
-    <w:lsdException w:name="Table List 1" w:semiHidden="1" w:unhideWhenUsed="1"/>
-    <w:lsdException w:name="Table List 2" w:semiHidden="1" w:unhideWhenUsed="1"/>
-    <w:lsdException w:name="Table List 3" w:semiHidden="1" w:unhideWhenUsed="1"/>
-    <w:lsdException w:name="Table List 4" w:semiHidden="1" w:unhideWhenUsed="1"/>
-    <w:lsdException w:name="Table List 5" w:semiHidden="1" w:unhideWhenUsed="1"/>
-    <w:lsdException w:name="Table List 6" w:semiHidden="1" w:unhideWhenUsed="1"/>
-    <w:lsdException w:name="Table List 7" w:semiHidden="1" w:unhideWhenUsed="1"/>
-    <w:lsdException w:name="Table List 8" w:semiHidden="1" w:unhideWhenUsed="1"/>
-    <w:lsdException w:name="Table 3D effects 1" w:semiHidden="1" w:unhideWhenUsed="1"/>
-    <w:lsdException w:name="Table 3D effects 2" w:semiHidden="1" w:unhideWhenUsed="1"/>
-    <w:lsdException w:name="Table 3D effects 3" w:semiHidden="1" w:unhideWhenUsed="1"/>
-    <w:lsdException w:name="Table Contemporary" w:semiHidden="1" w:unhideWhenUsed="1"/>
-    <w:lsdException w:name="Table Elegant" w:semiHidden="1" w:unhideWhenUsed="1"/>
-    <w:lsdException w:name="Table Professional" w:semiHidden="1" w:unhideWhenUsed="1"/>
-    <w:lsdException w:name="Table Subtle 1" w:semiHidden="1" w:unhideWhenUsed="1"/>
-    <w:lsdException w:name="Table Subtle 2" w:semiHidden="1" w:unhideWhenUsed="1"/>
-    <w:lsdException w:name="Table Web 1" w:semiHidden="1" w:unhideWhenUsed="1"/>
-    <w:lsdException w:name="Table Web 2" w:semiHidden="1" w:unhideWhenUsed="1"/>
-    <w:lsdException w:name="Table Web 3" w:semiHidden="1" w:unhideWhenUsed="1"/>
-    <w:lsdException w:name="Balloon Text" w:semiHidden="1" w:unhideWhenUsed="1"/>
-    <w:lsdException w:name="Table Grid" w:uiPriority="39"/>
-    <w:lsdException w:name="Table Theme" w:semiHidden="1" w:unhideWhenUsed="1"/>
-    <w:lsdException w:name="Placeholder Text" w:semiHidden="1"/>
-    <w:lsdException w:name="No Spacing" w:uiPriority="1" w:qFormat="1"/>
-    <w:lsdException w:name="Light Shading" w:uiPriority="60"/>
-    <w:lsdException w:name="Light List" w:uiPriority="61"/>
-    <w:lsdException w:name="Light Grid" w:uiPriority="62"/>
-    <w:lsdException w:name="Medium Shading 1" w:uiPriority="63"/>
-    <w:lsdException w:name="Medium Shading 2" w:uiPriority="64"/>
-    <w:lsdException w:name="Medium List 1" w:uiPriority="65"/>
-    <w:lsdException w:name="Medium List 2" w:uiPriority="66"/>
-    <w:lsdException w:name="Medium Grid 1" w:uiPriority="67"/>
-    <w:lsdException w:name="Medium Grid 2" w:uiPriority="68"/>
-    <w:lsdException w:name="Medium Grid 3" w:uiPriority="69"/>
-    <w:lsdException w:name="Dark List" w:uiPriority="70"/>
-    <w:lsdException w:name="Colorful Shading" w:uiPriority="71"/>
-    <w:lsdException w:name="Colorful List" w:uiPriority="72"/>
-    <w:lsdException w:name="Colorful Grid" w:uiPriority="73"/>
-    <w:lsdException w:name="Light Shading Accent 1" w:uiPriority="60"/>
-    <w:lsdException w:name="Light List Accent 1" w:uiPriority="61"/>
-    <w:lsdException w:name="Light Grid Accent 1" w:uiPriority="62"/>
-    <w:lsdException w:name="Medium Shading 1 Accent 1" w:uiPriority="63"/>
-    <w:lsdException w:name="Medium Shading 2 Accent 1" w:uiPriority="64"/>
-    <w:lsdException w:name="Medium List 1 Accent 1" w:uiPriority="65"/>
-    <w:lsdException w:name="Revision" w:semiHidden="1"/>
-    <w:lsdException w:name="List Paragraph" w:uiPriority="34" w:qFormat="1"/>
-    <w:lsdException w:name="Quote" w:uiPriority="29" w:qFormat="1"/>
-    <w:lsdException w:name="Intense Quote" w:uiPriority="30" w:qFormat="1"/>
-    <w:lsdException w:name="Medium List 2 Accent 1" w:uiPriority="66"/>
-    <w:lsdException w:name="Medium Grid 1 Accent 1" w:uiPriority="67"/>
-    <w:lsdException w:name="Medium Grid 2 Accent 1" w:uiPriority="68"/>
-    <w:lsdException w:name="Medium Grid 3 Accent 1" w:uiPriority="69"/>
-    <w:lsdException w:name="Dark List Accent 1" w:uiPriority="70"/>
-    <w:lsdException w:name="Colorful Shading Accent 1" w:uiPriority="71"/>
-    <w:lsdException w:name="Colorful List Accent 1" w:uiPriority="72"/>
-    <w:lsdException w:name="Colorful Grid Accent 1" w:uiPriority="73"/>
-    <w:lsdException w:name="Light Shading Accent 2" w:uiPriority="60"/>
-    <w:lsdException w:name="Light List Accent 2" w:uiPriority="61"/>
-    <w:lsdException w:name="Light Grid Accent 2" w:uiPriority="62"/>
-    <w:lsdException w:name="Medium Shading 1 Accent 2" w:uiPriority="63"/>
-    <w:lsdException w:name="Medium Shading 2 Accent 2" w:uiPriority="64"/>
-    <w:lsdException w:name="Medium List 1 Accent 2" w:uiPriority="65"/>
-    <w:lsdException w:name="Medium List 2 Accent 2" w:uiPriority="66"/>
-    <w:lsdException w:name="Medium Grid 1 Accent 2" w:uiPriority="67"/>
-    <w:lsdException w:name="Medium Grid 2 Accent 2" w:uiPriority="68"/>
-    <w:lsdException w:name="Medium Grid 3 Accent 2" w:uiPriority="69"/>
-    <w:lsdException w:name="Dark List Accent 2" w:uiPriority="70"/>
-    <w:lsdException w:name="Colorful Shading Accent 2" w:uiPriority="71"/>
-    <w:lsdException w:name="Colorful List Accent 2" w:uiPriority="72"/>
-    <w:lsdException w:name="Colorful Grid Accent 2" w:uiPriority="73"/>
-    <w:lsdException w:name="Light Shading Accent 3" w:uiPriority="60"/>
-    <w:lsdException w:name="Light List Accent 3" w:uiPriority="61"/>
-    <w:lsdException w:name="Light Grid Accent 3" w:uiPriority="62"/>
-    <w:lsdException w:name="Medium Shading 1 Accent 3" w:uiPriority="63"/>
-    <w:lsdException w:name="Medium Shading 2 Accent 3" w:uiPriority="64"/>
-    <w:lsdException w:name="Medium List 1 Accent 3" w:uiPriority="65"/>
-    <w:lsdException w:name="Medium List 2 Accent 3" w:uiPriority="66"/>
-    <w:lsdException w:name="Medium Grid 1 Accent 3" w:uiPriority="67"/>
-    <w:lsdException w:name="Medium Grid 2 Accent 3" w:uiPriority="68"/>
-    <w:lsdException w:name="Medium Grid 3 Accent 3" w:uiPriority="69"/>
-    <w:lsdException w:name="Dark List Accent 3" w:uiPriority="70"/>
-    <w:lsdException w:name="Colorful Shading Accent 3" w:uiPriority="71"/>
-    <w:lsdException w:name="Colorful List Accent 3" w:uiPriority="72"/>
-    <w:lsdException w:name="Colorful Grid Accent 3" w:uiPriority="73"/>
-    <w:lsdException w:name="Light Shading Accent 4" w:uiPriority="60"/>
-    <w:lsdException w:name="Light List Accent 4" w:uiPriority="61"/>
-    <w:lsdException w:name="Light Grid Accent 4" w:uiPriority="62"/>
-    <w:lsdException w:name="Medium Shading 1 Accent 4" w:uiPriority="63"/>
-    <w:lsdException w:name="Medium Shading 2 Accent 4" w:uiPriority="64"/>
-    <w:lsdException w:name="Medium List 1 Accent 4" w:uiPriority="65"/>
-    <w:lsdException w:name="Medium List 2 Accent 4" w:uiPriority="66"/>
-    <w:lsdException w:name="Medium Grid 1 Accent 4" w:uiPriority="67"/>
-    <w:lsdException w:name="Medium Grid 2 Accent 4" w:uiPriority="68"/>
-    <w:lsdException w:name="Medium Grid 3 Accent 4" w:uiPriority="69"/>
-    <w:lsdException w:name="Dark List Accent 4" w:uiPriority="70"/>
-    <w:lsdException w:name="Colorful Shading Accent 4" w:uiPriority="71"/>
-    <w:lsdException w:name="Colorful List Accent 4" w:uiPriority="72"/>
-    <w:lsdException w:name="Colorful Grid Accent 4" w:uiPriority="73"/>
-    <w:lsdException w:name="Light Shading Accent 5" w:uiPriority="60"/>
-    <w:lsdException w:name="Light List Accent 5" w:uiPriority="61"/>
-    <w:lsdException w:name="Light Grid Accent 5" w:uiPriority="62"/>
-    <w:lsdException w:name="Medium Shading 1 Accent 5" w:uiPriority="63"/>
-    <w:lsdException w:name="Medium Shading 2 Accent 5" w:uiPriority="64"/>
-    <w:lsdException w:name="Medium List 1 Accent 5" w:uiPriority="65"/>
-    <w:lsdException w:name="Medium List 2 Accent 5" w:uiPriority="66"/>
-    <w:lsdException w:name="Medium Grid 1 Accent 5" w:uiPriority="67"/>
-    <w:lsdException w:name="Medium Grid 2 Accent 5" w:uiPriority="68"/>
-    <w:lsdException w:name="Medium Grid 3 Accent 5" w:uiPriority="69"/>
-    <w:lsdException w:name="Dark List Accent 5" w:uiPriority="70"/>
-    <w:lsdException w:name="Colorful Shading Accent 5" w:uiPriority="71"/>
-    <w:lsdException w:name="Colorful List Accent 5" w:uiPriority="72"/>
-    <w:lsdException w:name="Colorful Grid Accent 5" w:uiPriority="73"/>
-    <w:lsdException w:name="Light Shading Accent 6" w:uiPriority="60"/>
-    <w:lsdException w:name="Light List Accent 6" w:uiPriority="61"/>
-    <w:lsdException w:name="Light Grid Accent 6" w:uiPriority="62"/>
-    <w:lsdException w:name="Medium Shading 1 Accent 6" w:uiPriority="63"/>
-    <w:lsdException w:name="Medium Shading 2 Accent 6" w:uiPriority="64"/>
-    <w:lsdException w:name="Medium List 1 Accent 6" w:uiPriority="65"/>
-    <w:lsdException w:name="Medium List 2 Accent 6" w:uiPriority="66"/>
-    <w:lsdException w:name="Medium Grid 1 Accent 6" w:uiPriority="67"/>
-    <w:lsdException w:name="Medium Grid 2 Accent 6" w:uiPriority="68"/>
-    <w:lsdException w:name="Medium Grid 3 Accent 6" w:uiPriority="69"/>
-    <w:lsdException w:name="Dark List Accent 6" w:uiPriority="70"/>
-    <w:lsdException w:name="Colorful Shading Accent 6" w:uiPriority="71"/>
-    <w:lsdException w:name="Colorful List Accent 6" w:uiPriority="72"/>
-    <w:lsdException w:name="Colorful Grid Accent 6" w:uiPriority="73"/>
-    <w:lsdException w:name="Subtle Emphasis" w:uiPriority="19" w:qFormat="1"/>
-    <w:lsdException w:name="Intense Emphasis" w:uiPriority="21" w:qFormat="1"/>
-    <w:lsdException w:name="Subtle Reference" w:uiPriority="31" w:qFormat="1"/>
-    <w:lsdException w:name="Intense Reference" w:uiPriority="32" w:qFormat="1"/>
-    <w:lsdException w:name="Book Title" w:uiPriority="33" w:qFormat="1"/>
-    <w:lsdException w:name="Bibliography" w:semiHidden="1" w:uiPriority="37" w:unhideWhenUsed="1"/>
-    <w:lsdException w:name="TOC Heading" w:semiHidden="1" w:uiPriority="39" w:unhideWhenUsed="1" w:qFormat="1"/>
-    <w:lsdException w:name="Plain Table 1" w:uiPriority="41"/>
-    <w:lsdException w:name="Plain Table 2" w:uiPriority="42"/>
-    <w:lsdException w:name="Plain Table 3" w:uiPriority="43"/>
-    <w:lsdException w:name="Plain Table 4" w:uiPriority="44"/>
-    <w:lsdException w:name="Plain Table 5" w:uiPriority="45"/>
-    <w:lsdException w:name="Grid Table Light" w:uiPriority="40"/>
-    <w:lsdException w:name="Grid Table 1 Light" w:uiPriority="46"/>
-    <w:lsdException w:name="Grid Table 2" w:uiPriority="47"/>
-    <w:lsdException w:name="Grid Table 3" w:uiPriority="48"/>
-    <w:lsdException w:name="Grid Table 4" w:uiPriority="49"/>
-    <w:lsdException w:name="Grid Table 5 Dark" w:uiPriority="50"/>
-    <w:lsdException w:name="Grid Table 6 Colorful" w:uiPriority="51"/>
-    <w:lsdException w:name="Grid Table 7 Colorful" w:uiPriority="52"/>
-    <w:lsdException w:name="Grid Table 1 Light Accent 1" w:uiPriority="46"/>
-    <w:lsdException w:name="Grid Table 2 Accent 1" w:uiPriority="47"/>
-    <w:lsdException w:name="Grid Table 3 Accent 1" w:uiPriority="48"/>
-    <w:lsdException w:name="Grid Table 4 Accent 1" w:uiPriority="49"/>
-    <w:lsdException w:name="Grid Table 5 Dark Accent 1" w:uiPriority="50"/>
-    <w:lsdException w:name="Grid Table 6 Colorful Accent 1" w:uiPriority="51"/>
-    <w:lsdException w:name="Grid Table 7 Colorful Accent 1" w:uiPriority="52"/>
-    <w:lsdException w:name="Grid Table 1 Light Accent 2" w:uiPriority="46"/>
-    <w:lsdException w:name="Grid Table 2 Accent 2" w:uiPriority="47"/>
-    <w:lsdException w:name="Grid Table 3 Accent 2" w:uiPriority="48"/>
-    <w:lsdException w:name="Grid Table 4 Accent 2" w:uiPriority="49"/>
-    <w:lsdException w:name="Grid Table 5 Dark Accent 2" w:uiPriority="50"/>
-    <w:lsdException w:name="Grid Table 6 Colorful Accent 2" w:uiPriority="51"/>
-    <w:lsdException w:name="Grid Table 7 Colorful Accent 2" w:uiPriority="52"/>
-    <w:lsdException w:name="Grid Table 1 Light Accent 3" w:uiPriority="46"/>
-    <w:lsdException w:name="Grid Table 2 Accent 3" w:uiPriority="47"/>
-    <w:lsdException w:name="Grid Table 3 Accent 3" w:uiPriority="48"/>
-    <w:lsdException w:name="Grid Table 4 Accent 3" w:uiPriority="49"/>
-    <w:lsdException w:name="Grid Table 5 Dark Accent 3" w:uiPriority="50"/>
-    <w:lsdException w:name="Grid Table 6 Colorful Accent 3" w:uiPriority="51"/>
-    <w:lsdException w:name="Grid Table 7 Colorful Accent 3" w:uiPriority="52"/>
-    <w:lsdException w:name="Grid Table 1 Light Accent 4" w:uiPriority="46"/>
-    <w:lsdException w:name="Grid Table 2 Accent 4" w:uiPriority="47"/>
-    <w:lsdException w:name="Grid Table 3 Accent 4" w:uiPriority="48"/>
-    <w:lsdException w:name="Grid Table 4 Accent 4" w:uiPriority="49"/>
-    <w:lsdException w:name="Grid Table 5 Dark Accent 4" w:uiPriority="50"/>
-    <w:lsdException w:name="Grid Table 6 Colorful Accent 4" w:uiPriority="51"/>
-    <w:lsdException w:name="Grid Table 7 Colorful Accent 4" w:uiPriority="52"/>
-    <w:lsdException w:name="Grid Table 1 Light Accent 5" w:uiPriority="46"/>
-    <w:lsdException w:name="Grid Table 2 Accent 5" w:uiPriority="47"/>
-    <w:lsdException w:name="Grid Table 3 Accent 5" w:uiPriority="48"/>
-    <w:lsdException w:name="Grid Table 4 Accent 5" w:uiPriority="49"/>
-    <w:lsdException w:name="Grid Table 5 Dark Accent 5" w:uiPriority="50"/>
-    <w:lsdException w:name="Grid Table 6 Colorful Accent 5" w:uiPriority="51"/>
-    <w:lsdException w:name="Grid Table 7 Colorful Accent 5" w:uiPriority="52"/>
-    <w:lsdException w:name="Grid Table 1 Light Accent 6" w:uiPriority="46"/>
-    <w:lsdException w:name="Grid Table 2 Accent 6" w:uiPriority="47"/>
-    <w:lsdException w:name="Grid Table 3 Accent 6" w:uiPriority="48"/>
-    <w:lsdException w:name="Grid Table 4 Accent 6" w:uiPriority="49"/>
-    <w:lsdException w:name="Grid Table 5 Dark Accent 6" w:uiPriority="50"/>
-    <w:lsdException w:name="Grid Table 6 Colorful Accent 6" w:uiPriority="51"/>
-    <w:lsdException w:name="Grid Table 7 Colorful Accent 6" w:uiPriority="52"/>
-    <w:lsdException w:name="List Table 1 Light" w:uiPriority="46"/>
-    <w:lsdException w:name="List Table 2" w:uiPriority="47"/>
-    <w:lsdException w:name="List Table 3" w:uiPriority="48"/>
-    <w:lsdException w:name="List Table 4" w:uiPriority="49"/>
-    <w:lsdException w:name="List Table 5 Dark" w:uiPriority="50"/>
-    <w:lsdException w:name="List Table 6 Colorful" w:uiPriority="51"/>
-    <w:lsdException w:name="List Table 7 Colorful" w:uiPriority="52"/>
-    <w:lsdException w:name="List Table 1 Light Accent 1" w:uiPriority="46"/>
-    <w:lsdException w:name="List Table 2 Accent 1" w:uiPriority="47"/>
-    <w:lsdException w:name="List Table 3 Accent 1" w:uiPriority="48"/>
-    <w:lsdException w:name="List Table 4 Accent 1" w:uiPriority="49"/>
-    <w:lsdException w:name="List Table 5 Dark Accent 1" w:uiPriority="50"/>
-    <w:lsdException w:name="List Table 6 Colorful Accent 1" w:uiPriority="51"/>
-    <w:lsdException w:name="List Table 7 Colorful Accent 1" w:uiPriority="52"/>
-    <w:lsdException w:name="List Table 1 Light Accent 2" w:uiPriority="46"/>
-    <w:lsdException w:name="List Table 2 Accent 2" w:uiPriority="47"/>
-    <w:lsdException w:name="List Table 3 Accent 2" w:uiPriority="48"/>
-    <w:lsdException w:name="List Table 4 Accent 2" w:uiPriority="49"/>
-    <w:lsdException w:name="List Table 5 Dark Accent 2" w:uiPriority="50"/>
-    <w:lsdException w:name="List Table 6 Colorful Accent 2" w:uiPriority="51"/>
-    <w:lsdException w:name="List Table 7 Colorful Accent 2" w:uiPriority="52"/>
-    <w:lsdException w:name="List Table 1 Light Accent 3" w:uiPriority="46"/>
-    <w:lsdException w:name="List Table 2 Accent 3" w:uiPriority="47"/>
-    <w:lsdException w:name="List Table 3 Accent 3" w:uiPriority="48"/>
-    <w:lsdException w:name="List Table 4 Accent 3" w:uiPriority="49"/>
-    <w:lsdException w:name="List Table 5 Dark Accent 3" w:uiPriority="50"/>
-    <w:lsdException w:name="List Table 6 Colorful Accent 3" w:uiPriority="51"/>
-    <w:lsdException w:name="List Table 7 Colorful Accent 3" w:uiPriority="52"/>
-    <w:lsdException w:name="List Table 1 Light Accent 4" w:uiPriority="46"/>
-    <w:lsdException w:name="List Table 2 Accent 4" w:uiPriority="47"/>
-    <w:lsdException w:name="List Table 3 Accent 4" w:uiPriority="48"/>
-    <w:lsdException w:name="List Table 4 Accent 4" w:uiPriority="49"/>
-    <w:lsdException w:name="List Table 5 Dark Accent 4" w:uiPriority="50"/>
-    <w:lsdException w:name="List Table 6 Colorful Accent 4" w:uiPriority="51"/>
-    <w:lsdException w:name="List Table 7 Colorful Accent 4" w:uiPriority="52"/>
-    <w:lsdException w:name="List Table 1 Light Accent 5" w:uiPriority="46"/>
-    <w:lsdException w:name="List Table 2 Accent 5" w:uiPriority="47"/>
-    <w:lsdException w:name="List Table 3 Accent 5" w:uiPriority="48"/>
-    <w:lsdException w:name="List Table 4 Accent 5" w:uiPriority="49"/>
-    <w:lsdException w:name="List Table 5 Dark Accent 5" w:uiPriority="50"/>
-    <w:lsdException w:name="List Table 6 Colorful Accent 5" w:uiPriority="51"/>
-    <w:lsdException w:name="List Table 7 Colorful Accent 5" w:uiPriority="52"/>
-    <w:lsdException w:name="List Table 1 Light Accent 6" w:uiPriority="46"/>
-    <w:lsdException w:name="List Table 2 Accent 6" w:uiPriority="47"/>
-    <w:lsdException w:name="List Table 3 Accent 6" w:uiPriority="48"/>
-    <w:lsdException w:name="List Table 4 Accent 6" w:uiPriority="49"/>
-    <w:lsdException w:name="List Table 5 Dark Accent 6" w:uiPriority="50"/>
-    <w:lsdException w:name="List Table 6 Colorful Accent 6" w:uiPriority="51"/>
-    <w:lsdException w:name="List Table 7 Colorful Accent 6" w:uiPriority="52"/>
-    <w:lsdException w:name="Mention" w:semiHidden="1" w:unhideWhenUsed="1"/>
-    <w:lsdException w:name="Smart Hyperlink" w:semiHidden="1" w:unhideWhenUsed="1"/>
-    <w:lsdException w:name="Hashtag" w:semiHidden="1" w:unhideWhenUsed="1"/>
-    <w:lsdException w:name="Unresolved Mention" w:semiHidden="1" w:unhideWhenUsed="1"/>
-    <w:lsdException w:name="Smart Link" w:semiHidden="1" w:unhideWhenUsed="1"/>
+  <w:latentStyles w:defLockedState="0" w:defUIPriority="99" w:defSemiHidden="1" w:defUnhideWhenUsed="1" w:defQFormat="0" w:count="267">
+    <w:lsdException w:name="Normal" w:semiHidden="0" w:uiPriority="0" w:unhideWhenUsed="0" w:qFormat="1"/>
+    <w:lsdException w:name="heading 1" w:semiHidden="0" w:uiPriority="9" w:unhideWhenUsed="0" w:qFormat="1"/>
+    <w:lsdException w:name="heading 2" w:uiPriority="9" w:qFormat="1"/>
+    <w:lsdException w:name="heading 3" w:uiPriority="9" w:qFormat="1"/>
+    <w:lsdException w:name="heading 4" w:uiPriority="9" w:qFormat="1"/>
+    <w:lsdException w:name="heading 5" w:uiPriority="9" w:qFormat="1"/>
+    <w:lsdException w:name="heading 6" w:uiPriority="9" w:qFormat="1"/>
+    <w:lsdException w:name="heading 7" w:uiPriority="9" w:qFormat="1"/>
+    <w:lsdException w:name="heading 8" w:uiPriority="9" w:qFormat="1"/>
+    <w:lsdException w:name="heading 9" w:uiPriority="9" w:qFormat="1"/>
+    <w:lsdException w:name="toc 1" w:uiPriority="39"/>
+    <w:lsdException w:name="toc 2" w:uiPriority="39"/>
+    <w:lsdException w:name="toc 3" w:uiPriority="39"/>
+    <w:lsdException w:name="toc 4" w:uiPriority="39"/>
+    <w:lsdException w:name="toc 5" w:uiPriority="39"/>
+    <w:lsdException w:name="toc 6" w:uiPriority="39"/>
+    <w:lsdException w:name="toc 7" w:uiPriority="39"/>
+    <w:lsdException w:name="toc 8" w:uiPriority="39"/>
+    <w:lsdException w:name="toc 9" w:uiPriority="39"/>
+    <w:lsdException w:name="caption" w:uiPriority="35" w:qFormat="1"/>
+    <w:lsdException w:name="Title" w:semiHidden="0" w:uiPriority="10" w:unhideWhenUsed="0" w:qFormat="1"/>
+    <w:lsdException w:name="Default Paragraph Font" w:uiPriority="1"/>
+    <w:lsdException w:name="Subtitle" w:semiHidden="0" w:uiPriority="11" w:unhideWhenUsed="0" w:qFormat="1"/>
+    <w:lsdException w:name="Strong" w:semiHidden="0" w:uiPriority="22" w:unhideWhenUsed="0" w:qFormat="1"/>
+    <w:lsdException w:name="Emphasis" w:semiHidden="0" w:uiPriority="20" w:unhideWhenUsed="0" w:qFormat="1"/>
+    <w:lsdException w:name="Table Grid" w:semiHidden="0" w:uiPriority="39" w:unhideWhenUsed="0"/>
+    <w:lsdException w:name="Placeholder Text" w:unhideWhenUsed="0"/>
+    <w:lsdException w:name="No Spacing" w:semiHidden="0" w:uiPriority="1" w:unhideWhenUsed="0" w:qFormat="1"/>
+    <w:lsdException w:name="Light Shading" w:semiHidden="0" w:uiPriority="60" w:unhideWhenUsed="0"/>
+    <w:lsdException w:name="Light List" w:semiHidden="0" w:uiPriority="61" w:unhideWhenUsed="0"/>
+    <w:lsdException w:name="Light Grid" w:semiHidden="0" w:uiPriority="62" w:unhideWhenUsed="0"/>
+    <w:lsdException w:name="Medium Shading 1" w:semiHidden="0" w:uiPriority="63" w:unhideWhenUsed="0"/>
+    <w:lsdException w:name="Medium Shading 2" w:semiHidden="0" w:uiPriority="64" w:unhideWhenUsed="0"/>
+    <w:lsdException w:name="Medium List 1" w:semiHidden="0" w:uiPriority="65" w:unhideWhenUsed="0"/>
+    <w:lsdException w:name="Medium List 2" w:semiHidden="0" w:uiPriority="66" w:unhideWhenUsed="0"/>
+    <w:lsdException w:name="Medium Grid 1" w:semiHidden="0" w:uiPriority="67" w:unhideWhenUsed="0"/>
+    <w:lsdException w:name="Medium Grid 2" w:semiHidden="0" w:uiPriority="68" w:unhideWhenUsed="0"/>
+    <w:lsdException w:name="Medium Grid 3" w:semiHidden="0" w:uiPriority="69" w:unhideWhenUsed="0"/>
+    <w:lsdException w:name="Dark List" w:semiHidden="0" w:uiPriority="70" w:unhideWhenUsed="0"/>
+    <w:lsdException w:name="Colorful Shading" w:semiHidden="0" w:uiPriority="71" w:unhideWhenUsed="0"/>
+    <w:lsdException w:name="Colorful List" w:semiHidden="0" w:uiPriority="72" w:unhideWhenUsed="0"/>
+    <w:lsdException w:name="Colorful Grid" w:semiHidden="0" w:uiPriority="73" w:unhideWhenUsed="0"/>
+    <w:lsdException w:name="Light Shading Accent 1" w:semiHidden="0" w:uiPriority="60" w:unhideWhenUsed="0"/>
+    <w:lsdException w:name="Light List Accent 1" w:semiHidden="0" w:uiPriority="61" w:unhideWhenUsed="0"/>
+    <w:lsdException w:name="Light Grid Accent 1" w:semiHidden="0" w:uiPriority="62" w:unhideWhenUsed="0"/>
+    <w:lsdException w:name="Medium Shading 1 Accent 1" w:semiHidden="0" w:uiPriority="63" w:unhideWhenUsed="0"/>
+    <w:lsdException w:name="Medium Shading 2 Accent 1" w:semiHidden="0" w:uiPriority="64" w:unhideWhenUsed="0"/>
+    <w:lsdException w:name="Medium List 1 Accent 1" w:semiHidden="0" w:uiPriority="65" w:unhideWhenUsed="0"/>
+    <w:lsdException w:name="Revision" w:unhideWhenUsed="0"/>
+    <w:lsdException w:name="List Paragraph" w:semiHidden="0" w:uiPriority="34" w:unhideWhenUsed="0" w:qFormat="1"/>
+    <w:lsdException w:name="Quote" w:semiHidden="0" w:uiPriority="29" w:unhideWhenUsed="0" w:qFormat="1"/>
+    <w:lsdException w:name="Intense Quote" w:semiHidden="0" w:uiPriority="30" w:unhideWhenUsed="0" w:qFormat="1"/>
+    <w:lsdException w:name="Medium List 2 Accent 1" w:semiHidden="0" w:uiPriority="66" w:unhideWhenUsed="0"/>
+    <w:lsdException w:name="Medium Grid 1 Accent 1" w:semiHidden="0" w:uiPriority="67" w:unhideWhenUsed="0"/>
+    <w:lsdException w:name="Medium Grid 2 Accent 1" w:semiHidden="0" w:uiPriority="68" w:unhideWhenUsed="0"/>
+    <w:lsdException w:name="Medium Grid 3 Accent 1" w:semiHidden="0" w:uiPriority="69" w:unhideWhenUsed="0"/>
+    <w:lsdException w:name="Dark List Accent 1" w:semiHidden="0" w:uiPriority="70" w:unhideWhenUsed="0"/>
+    <w:lsdException w:name="Colorful Shading Accent 1" w:semiHidden="0" w:uiPriority="71" w:unhideWhenUsed="0"/>
+    <w:lsdException w:name="Colorful List Accent 1" w:semiHidden="0" w:uiPriority="72" w:unhideWhenUsed="0"/>
+    <w:lsdException w:name="Colorful Grid Accent 1" w:semiHidden="0" w:uiPriority="73" w:unhideWhenUsed="0"/>
+    <w:lsdException w:name="Light Shading Accent 2" w:semiHidden="0" w:uiPriority="60" w:unhideWhenUsed="0"/>
+    <w:lsdException w:name="Light List Accent 2" w:semiHidden="0" w:uiPriority="61" w:unhideWhenUsed="0"/>
+    <w:lsdException w:name="Light Grid Accent 2" w:semiHidden="0" w:uiPriority="62" w:unhideWhenUsed="0"/>
+    <w:lsdException w:name="Medium Shading 1 Accent 2" w:semiHidden="0" w:uiPriority="63" w:unhideWhenUsed="0"/>
+    <w:lsdException w:name="Medium Shading 2 Accent 2" w:semiHidden="0" w:uiPriority="64" w:unhideWhenUsed="0"/>
+    <w:lsdException w:name="Medium List 1 Accent 2" w:semiHidden="0" w:uiPriority="65" w:unhideWhenUsed="0"/>
+    <w:lsdException w:name="Medium List 2 Accent 2" w:semiHidden="0" w:uiPriority="66" w:unhideWhenUsed="0"/>
+    <w:lsdException w:name="Medium Grid 1 Accent 2" w:semiHidden="0" w:uiPriority="67" w:unhideWhenUsed="0"/>
+    <w:lsdException w:name="Medium Grid 2 Accent 2" w:semiHidden="0" w:uiPriority="68" w:unhideWhenUsed="0"/>
+    <w:lsdException w:name="Medium Grid 3 Accent 2" w:semiHidden="0" w:uiPriority="69" w:unhideWhenUsed="0"/>
+    <w:lsdException w:name="Dark List Accent 2" w:semiHidden="0" w:uiPriority="70" w:unhideWhenUsed="0"/>
+    <w:lsdException w:name="Colorful Shading Accent 2" w:semiHidden="0" w:uiPriority="71" w:unhideWhenUsed="0"/>
+    <w:lsdException w:name="Colorful List Accent 2" w:semiHidden="0" w:uiPriority="72" w:unhideWhenUsed="0"/>
+    <w:lsdException w:name="Colorful Grid Accent 2" w:semiHidden="0" w:uiPriority="73" w:unhideWhenUsed="0"/>
+    <w:lsdException w:name="Light Shading Accent 3" w:semiHidden="0" w:uiPriority="60" w:unhideWhenUsed="0"/>
+    <w:lsdException w:name="Light List Accent 3" w:semiHidden="0" w:uiPriority="61" w:unhideWhenUsed="0"/>
+    <w:lsdException w:name="Light Grid Accent 3" w:semiHidden="0" w:uiPriority="62" w:unhideWhenUsed="0"/>
+    <w:lsdException w:name="Medium Shading 1 Accent 3" w:semiHidden="0" w:uiPriority="63" w:unhideWhenUsed="0"/>
+    <w:lsdException w:name="Medium Shading 2 Accent 3" w:semiHidden="0" w:uiPriority="64" w:unhideWhenUsed="0"/>
+    <w:lsdException w:name="Medium List 1 Accent 3" w:semiHidden="0" w:uiPriority="65" w:unhideWhenUsed="0"/>
+    <w:lsdException w:name="Medium List 2 Accent 3" w:semiHidden="0" w:uiPriority="66" w:unhideWhenUsed="0"/>
+    <w:lsdException w:name="Medium Grid 1 Accent 3" w:semiHidden="0" w:uiPriority="67" w:unhideWhenUsed="0"/>
+    <w:lsdException w:name="Medium Grid 2 Accent 3" w:semiHidden="0" w:uiPriority="68" w:unhideWhenUsed="0"/>
+    <w:lsdException w:name="Medium Grid 3 Accent 3" w:semiHidden="0" w:uiPriority="69" w:unhideWhenUsed="0"/>
+    <w:lsdException w:name="Dark List Accent 3" w:semiHidden="0" w:uiPriority="70" w:unhideWhenUsed="0"/>
+    <w:lsdException w:name="Colorful Shading Accent 3" w:semiHidden="0" w:uiPriority="71" w:unhideWhenUsed="0"/>
+    <w:lsdException w:name="Colorful List Accent 3" w:semiHidden="0" w:uiPriority="72" w:unhideWhenUsed="0"/>
+    <w:lsdException w:name="Colorful Grid Accent 3" w:semiHidden="0" w:uiPriority="73" w:unhideWhenUsed="0"/>
+    <w:lsdException w:name="Light Shading Accent 4" w:semiHidden="0" w:uiPriority="60" w:unhideWhenUsed="0"/>
+    <w:lsdException w:name="Light List Accent 4" w:semiHidden="0" w:uiPriority="61" w:unhideWhenUsed="0"/>
+    <w:lsdException w:name="Light Grid Accent 4" w:semiHidden="0" w:uiPriority="62" w:unhideWhenUsed="0"/>
+    <w:lsdException w:name="Medium Shading 1 Accent 4" w:semiHidden="0" w:uiPriority="63" w:unhideWhenUsed="0"/>
+    <w:lsdException w:name="Medium Shading 2 Accent 4" w:semiHidden="0" w:uiPriority="64" w:unhideWhenUsed="0"/>
+    <w:lsdException w:name="Medium List 1 Accent 4" w:semiHidden="0" w:uiPriority="65" w:unhideWhenUsed="0"/>
+    <w:lsdException w:name="Medium List 2 Accent 4" w:semiHidden="0" w:uiPriority="66" w:unhideWhenUsed="0"/>
+    <w:lsdException w:name="Medium Grid 1 Accent 4" w:semiHidden="0" w:uiPriority="67" w:unhideWhenUsed="0"/>
+    <w:lsdException w:name="Medium Grid 2 Accent 4" w:semiHidden="0" w:uiPriority="68" w:unhideWhenUsed="0"/>
+    <w:lsdException w:name="Medium Grid 3 Accent 4" w:semiHidden="0" w:uiPriority="69" w:unhideWhenUsed="0"/>
+    <w:lsdException w:name="Dark List Accent 4" w:semiHidden="0" w:uiPriority="70" w:unhideWhenUsed="0"/>
+    <w:lsdException w:name="Colorful Shading Accent 4" w:semiHidden="0" w:uiPriority="71" w:unhideWhenUsed="0"/>
+    <w:lsdException w:name="Colorful List Accent 4" w:semiHidden="0" w:uiPriority="72" w:unhideWhenUsed="0"/>
+    <w:lsdException w:name="Colorful Grid Accent 4" w:semiHidden="0" w:uiPriority="73" w:unhideWhenUsed="0"/>
+    <w:lsdException w:name="Light Shading Accent 5" w:semiHidden="0" w:uiPriority="60" w:unhideWhenUsed="0"/>
+    <w:lsdException w:name="Light List Accent 5" w:semiHidden="0" w:uiPriority="61" w:unhideWhenUsed="0"/>
+    <w:lsdException w:name="Light Grid Accent 5" w:semiHidden="0" w:uiPriority="62" w:unhideWhenUsed="0"/>
+    <w:lsdException w:name="Medium Shading 1 Accent 5" w:semiHidden="0" w:uiPriority="63" w:unhideWhenUsed="0"/>
+    <w:lsdException w:name="Medium Shading 2 Accent 5" w:semiHidden="0" w:uiPriority="64" w:unhideWhenUsed="0"/>
+    <w:lsdException w:name="Medium List 1 Accent 5" w:semiHidden="0" w:uiPriority="65" w:unhideWhenUsed="0"/>
+    <w:lsdException w:name="Medium List 2 Accent 5" w:semiHidden="0" w:uiPriority="66" w:unhideWhenUsed="0"/>
+    <w:lsdException w:name="Medium Grid 1 Accent 5" w:semiHidden="0" w:uiPriority="67" w:unhideWhenUsed="0"/>
+    <w:lsdException w:name="Medium Grid 2 Accent 5" w:semiHidden="0" w:uiPriority="68" w:unhideWhenUsed="0"/>
+    <w:lsdException w:name="Medium Grid 3 Accent 5" w:semiHidden="0" w:uiPriority="69" w:unhideWhenUsed="0"/>
+    <w:lsdException w:name="Dark List Accent 5" w:semiHidden="0" w:uiPriority="70" w:unhideWhenUsed="0"/>
+    <w:lsdException w:name="Colorful Shading Accent 5" w:semiHidden="0" w:uiPriority="71" w:unhideWhenUsed="0"/>
+    <w:lsdException w:name="Colorful List Accent 5" w:semiHidden="0" w:uiPriority="72" w:unhideWhenUsed="0"/>
+    <w:lsdException w:name="Colorful Grid Accent 5" w:semiHidden="0" w:uiPriority="73" w:unhideWhenUsed="0"/>
+    <w:lsdException w:name="Light Shading Accent 6" w:semiHidden="0" w:uiPriority="60" w:unhideWhenUsed="0"/>
+    <w:lsdException w:name="Light List Accent 6" w:semiHidden="0" w:uiPriority="61" w:unhideWhenUsed="0"/>
+    <w:lsdException w:name="Light Grid Accent 6" w:semiHidden="0" w:uiPriority="62" w:unhideWhenUsed="0"/>
+    <w:lsdException w:name="Medium Shading 1 Accent 6" w:semiHidden="0" w:uiPriority="63" w:unhideWhenUsed="0"/>
+    <w:lsdException w:name="Medium Shading 2 Accent 6" w:semiHidden="0" w:uiPriority="64" w:unhideWhenUsed="0"/>
+    <w:lsdException w:name="Medium List 1 Accent 6" w:semiHidden="0" w:uiPriority="65" w:unhideWhenUsed="0"/>
+    <w:lsdException w:name="Medium List 2 Accent 6" w:semiHidden="0" w:uiPriority="66" w:unhideWhenUsed="0"/>
+    <w:lsdException w:name="Medium Grid 1 Accent 6" w:semiHidden="0" w:uiPriority="67" w:unhideWhenUsed="0"/>
+    <w:lsdException w:name="Medium Grid 2 Accent 6" w:semiHidden="0" w:uiPriority="68" w:unhideWhenUsed="0"/>
+    <w:lsdException w:name="Medium Grid 3 Accent 6" w:semiHidden="0" w:uiPriority="69" w:unhideWhenUsed="0"/>
+    <w:lsdException w:name="Dark List Accent 6" w:semiHidden="0" w:uiPriority="70" w:unhideWhenUsed="0"/>
+    <w:lsdException w:name="Colorful Shading Accent 6" w:semiHidden="0" w:uiPriority="71" w:unhideWhenUsed="0"/>
+    <w:lsdException w:name="Colorful List Accent 6" w:semiHidden="0" w:uiPriority="72" w:unhideWhenUsed="0"/>
+    <w:lsdException w:name="Colorful Grid Accent 6" w:semiHidden="0" w:uiPriority="73" w:unhideWhenUsed="0"/>
+    <w:lsdException w:name="Subtle Emphasis" w:semiHidden="0" w:uiPriority="19" w:unhideWhenUsed="0" w:qFormat="1"/>
+    <w:lsdException w:name="Intense Emphasis" w:semiHidden="0" w:uiPriority="21" w:unhideWhenUsed="0" w:qFormat="1"/>
+    <w:lsdException w:name="Subtle Reference" w:semiHidden="0" w:uiPriority="31" w:unhideWhenUsed="0" w:qFormat="1"/>
+    <w:lsdException w:name="Intense Reference" w:semiHidden="0" w:uiPriority="32" w:unhideWhenUsed="0" w:qFormat="1"/>
+    <w:lsdException w:name="Book Title" w:semiHidden="0" w:uiPriority="33" w:unhideWhenUsed="0" w:qFormat="1"/>
+    <w:lsdException w:name="Bibliography" w:uiPriority="37"/>
+    <w:lsdException w:name="TOC Heading" w:uiPriority="39" w:qFormat="1"/>
   </w:latentStyles>
   <w:style w:type="paragraph" w:default="1" w:styleId="Normal">
     <w:name w:val="Normal"/>
     <w:qFormat/>
+    <w:rsid w:val="00CE52EC"/>
   </w:style>
   <w:style w:type="paragraph" w:styleId="Heading1">
     <w:name w:val="heading 1"/>
@@ -2747,6 +2050,7 @@
     <w:next w:val="Normal"/>
     <w:uiPriority w:val="9"/>
     <w:qFormat/>
+    <w:rsid w:val="00CE52EC"/>
     <w:pPr>
       <w:keepNext/>
       <w:keepLines/>
@@ -2767,6 +2071,7 @@
     <w:semiHidden/>
     <w:unhideWhenUsed/>
     <w:qFormat/>
+    <w:rsid w:val="00CE52EC"/>
     <w:pPr>
       <w:keepNext/>
       <w:keepLines/>
@@ -2787,6 +2092,7 @@
     <w:semiHidden/>
     <w:unhideWhenUsed/>
     <w:qFormat/>
+    <w:rsid w:val="00CE52EC"/>
     <w:pPr>
       <w:keepNext/>
       <w:keepLines/>
@@ -2807,6 +2113,7 @@
     <w:semiHidden/>
     <w:unhideWhenUsed/>
     <w:qFormat/>
+    <w:rsid w:val="00CE52EC"/>
     <w:pPr>
       <w:keepNext/>
       <w:keepLines/>
@@ -2827,6 +2134,7 @@
     <w:semiHidden/>
     <w:unhideWhenUsed/>
     <w:qFormat/>
+    <w:rsid w:val="00CE52EC"/>
     <w:pPr>
       <w:keepNext/>
       <w:keepLines/>
@@ -2845,6 +2153,7 @@
     <w:semiHidden/>
     <w:unhideWhenUsed/>
     <w:qFormat/>
+    <w:rsid w:val="00CE52EC"/>
     <w:pPr>
       <w:keepNext/>
       <w:keepLines/>
@@ -2868,6 +2177,7 @@
     <w:uiPriority w:val="99"/>
     <w:semiHidden/>
     <w:unhideWhenUsed/>
+    <w:qFormat/>
     <w:tblPr>
       <w:tblInd w:w="0" w:type="dxa"/>
       <w:tblCellMar>
@@ -2886,6 +2196,7 @@
   </w:style>
   <w:style w:type="table" w:customStyle="1" w:styleId="TableNormal0">
     <w:name w:val="TableNormal"/>
+    <w:rsid w:val="00CE52EC"/>
     <w:tblPr>
       <w:tblCellMar>
         <w:top w:w="0" w:type="dxa"/>
@@ -2901,6 +2212,7 @@
     <w:next w:val="Normal"/>
     <w:uiPriority w:val="10"/>
     <w:qFormat/>
+    <w:rsid w:val="00CE52EC"/>
     <w:pPr>
       <w:keepNext/>
       <w:keepLines/>
@@ -2921,6 +2233,7 @@
       <w:spacing w:after="0" w:line="240" w:lineRule="auto"/>
     </w:pPr>
     <w:tblPr>
+      <w:tblInd w:w="0" w:type="dxa"/>
       <w:tblBorders>
         <w:top w:val="single" w:sz="4" w:space="0" w:color="auto"/>
         <w:left w:val="single" w:sz="4" w:space="0" w:color="auto"/>
@@ -2929,6 +2242,12 @@
         <w:insideH w:val="single" w:sz="4" w:space="0" w:color="auto"/>
         <w:insideV w:val="single" w:sz="4" w:space="0" w:color="auto"/>
       </w:tblBorders>
+      <w:tblCellMar>
+        <w:top w:w="0" w:type="dxa"/>
+        <w:left w:w="108" w:type="dxa"/>
+        <w:bottom w:w="0" w:type="dxa"/>
+        <w:right w:w="108" w:type="dxa"/>
+      </w:tblCellMar>
     </w:tblPr>
   </w:style>
   <w:style w:type="character" w:styleId="Hyperlink">
@@ -2942,7 +2261,7 @@
       <w:u w:val="single"/>
     </w:rPr>
   </w:style>
-  <w:style w:type="character" w:styleId="UnresolvedMention">
+  <w:style w:type="character" w:customStyle="1" w:styleId="UnresolvedMention">
     <w:name w:val="Unresolved Mention"/>
     <w:basedOn w:val="DefaultParagraphFont"/>
     <w:uiPriority w:val="99"/>
@@ -2971,6 +2290,7 @@
     <w:next w:val="Normal"/>
     <w:uiPriority w:val="11"/>
     <w:qFormat/>
+    <w:rsid w:val="00CE52EC"/>
     <w:pPr>
       <w:keepNext/>
       <w:keepLines/>
@@ -2986,62 +2306,110 @@
   </w:style>
   <w:style w:type="table" w:customStyle="1" w:styleId="a">
     <w:basedOn w:val="TableNormal"/>
+    <w:rsid w:val="00CE52EC"/>
     <w:pPr>
       <w:spacing w:after="0" w:line="240" w:lineRule="auto"/>
     </w:pPr>
     <w:tblPr>
       <w:tblStyleRowBandSize w:val="1"/>
       <w:tblStyleColBandSize w:val="1"/>
+      <w:tblInd w:w="0" w:type="dxa"/>
+      <w:tblCellMar>
+        <w:top w:w="0" w:type="dxa"/>
+        <w:left w:w="108" w:type="dxa"/>
+        <w:bottom w:w="0" w:type="dxa"/>
+        <w:right w:w="108" w:type="dxa"/>
+      </w:tblCellMar>
     </w:tblPr>
   </w:style>
   <w:style w:type="table" w:customStyle="1" w:styleId="a0">
     <w:basedOn w:val="TableNormal"/>
+    <w:rsid w:val="00CE52EC"/>
     <w:pPr>
       <w:spacing w:after="0" w:line="240" w:lineRule="auto"/>
     </w:pPr>
     <w:tblPr>
       <w:tblStyleRowBandSize w:val="1"/>
       <w:tblStyleColBandSize w:val="1"/>
+      <w:tblInd w:w="0" w:type="dxa"/>
+      <w:tblCellMar>
+        <w:top w:w="0" w:type="dxa"/>
+        <w:left w:w="108" w:type="dxa"/>
+        <w:bottom w:w="0" w:type="dxa"/>
+        <w:right w:w="108" w:type="dxa"/>
+      </w:tblCellMar>
     </w:tblPr>
   </w:style>
   <w:style w:type="table" w:customStyle="1" w:styleId="a1">
     <w:basedOn w:val="TableNormal"/>
+    <w:rsid w:val="00CE52EC"/>
     <w:pPr>
       <w:spacing w:after="0" w:line="240" w:lineRule="auto"/>
     </w:pPr>
     <w:tblPr>
       <w:tblStyleRowBandSize w:val="1"/>
       <w:tblStyleColBandSize w:val="1"/>
+      <w:tblInd w:w="0" w:type="dxa"/>
+      <w:tblCellMar>
+        <w:top w:w="0" w:type="dxa"/>
+        <w:left w:w="108" w:type="dxa"/>
+        <w:bottom w:w="0" w:type="dxa"/>
+        <w:right w:w="108" w:type="dxa"/>
+      </w:tblCellMar>
     </w:tblPr>
   </w:style>
   <w:style w:type="table" w:customStyle="1" w:styleId="a2">
     <w:basedOn w:val="TableNormal"/>
+    <w:rsid w:val="00CE52EC"/>
     <w:pPr>
       <w:spacing w:after="0" w:line="240" w:lineRule="auto"/>
     </w:pPr>
     <w:tblPr>
       <w:tblStyleRowBandSize w:val="1"/>
       <w:tblStyleColBandSize w:val="1"/>
+      <w:tblInd w:w="0" w:type="dxa"/>
+      <w:tblCellMar>
+        <w:top w:w="0" w:type="dxa"/>
+        <w:left w:w="108" w:type="dxa"/>
+        <w:bottom w:w="0" w:type="dxa"/>
+        <w:right w:w="108" w:type="dxa"/>
+      </w:tblCellMar>
     </w:tblPr>
   </w:style>
   <w:style w:type="table" w:customStyle="1" w:styleId="a3">
     <w:basedOn w:val="TableNormal"/>
+    <w:rsid w:val="00CE52EC"/>
     <w:pPr>
       <w:spacing w:after="0" w:line="240" w:lineRule="auto"/>
     </w:pPr>
     <w:tblPr>
       <w:tblStyleRowBandSize w:val="1"/>
       <w:tblStyleColBandSize w:val="1"/>
+      <w:tblInd w:w="0" w:type="dxa"/>
+      <w:tblCellMar>
+        <w:top w:w="0" w:type="dxa"/>
+        <w:left w:w="108" w:type="dxa"/>
+        <w:bottom w:w="0" w:type="dxa"/>
+        <w:right w:w="108" w:type="dxa"/>
+      </w:tblCellMar>
     </w:tblPr>
   </w:style>
   <w:style w:type="table" w:customStyle="1" w:styleId="a4">
     <w:basedOn w:val="TableNormal"/>
+    <w:rsid w:val="00CE52EC"/>
     <w:pPr>
       <w:spacing w:after="0" w:line="240" w:lineRule="auto"/>
     </w:pPr>
     <w:tblPr>
       <w:tblStyleRowBandSize w:val="1"/>
       <w:tblStyleColBandSize w:val="1"/>
+      <w:tblInd w:w="0" w:type="dxa"/>
+      <w:tblCellMar>
+        <w:top w:w="0" w:type="dxa"/>
+        <w:left w:w="108" w:type="dxa"/>
+        <w:bottom w:w="0" w:type="dxa"/>
+        <w:right w:w="108" w:type="dxa"/>
+      </w:tblCellMar>
     </w:tblPr>
   </w:style>
   <w:style w:type="paragraph" w:styleId="Header">
@@ -3134,7 +2502,7 @@
     </a:clrScheme>
     <a:fontScheme name="Office">
       <a:majorFont>
-        <a:latin typeface="Calibri Light" panose="020F0302020204030204"/>
+        <a:latin typeface="Calibri Light"/>
         <a:ea typeface=""/>
         <a:cs typeface=""/>
         <a:font script="Jpan" typeface="游ゴシック Light"/>
@@ -3186,7 +2554,7 @@
         <a:font script="Tfng" typeface="Ebrima"/>
       </a:majorFont>
       <a:minorFont>
-        <a:latin typeface="Calibri" panose="020F0502020204030204"/>
+        <a:latin typeface="Calibri"/>
         <a:ea typeface=""/>
         <a:cs typeface=""/>
         <a:font script="Jpan" typeface="游明朝"/>
@@ -3380,7 +2748,7 @@
   <a:extraClrSchemeLst/>
   <a:extLst>
     <a:ext uri="{05A4C25C-085E-4340-85A3-A5531E510DB2}">
-      <thm15:themeFamily xmlns:thm15="http://schemas.microsoft.com/office/thememl/2012/main" name="Office Theme" id="{62F939B6-93AF-4DB8-9C6B-D6C7DFDC589F}" vid="{4A3C46E8-61CC-4603-A589-7422A47A8E4A}"/>
+      <thm15:themeFamily xmlns:thm15="http://schemas.microsoft.com/office/thememl/2012/main" xmlns="" name="Office Theme" id="{62F939B6-93AF-4DB8-9C6B-D6C7DFDC589F}" vid="{4A3C46E8-61CC-4603-A589-7422A47A8E4A}"/>
     </a:ext>
   </a:extLst>
 </a:theme>
